--- a/documentation/FINAL STATISTICS PROJECT (Repaired).docx
+++ b/documentation/FINAL STATISTICS PROJECT (Repaired).docx
@@ -7830,1383 +7830,123 @@
                 <w:sz w:val="20"/>
                 <w:szCs w:val="20"/>
               </w:rPr>
-              <w:t xml:space="preserve">VIF </w:t>
-            </w:r>
-            <w:proofErr w:type="spellStart"/>
-            <w:r>
+              <w:t>VIF caculation uchun R Square muhim hisoblanadi. Shuning uchun dependent variable(Salary) ga nisbatan har bir independent variable(Age, Experience, Education_Level) bilan Regression Analysis hisoblaymiz.</w:t>
+            </w:r>
+          </w:p>
+          <w:p>
+            <w:pPr>
+              <w:spacing w:after="40"/>
               <w:rPr>
                 <w:rFonts w:ascii="Arial" w:hAnsi="Arial" w:cs="Arial"/>
                 <w:sz w:val="20"/>
                 <w:szCs w:val="20"/>
               </w:rPr>
-              <w:t>caculation</w:t>
-            </w:r>
-            <w:proofErr w:type="spellEnd"/>
+            </w:pPr>
             <w:r>
               <w:rPr>
                 <w:rFonts w:ascii="Arial" w:hAnsi="Arial" w:cs="Arial"/>
                 <w:sz w:val="20"/>
                 <w:szCs w:val="20"/>
               </w:rPr>
-              <w:t xml:space="preserve"> </w:t>
-            </w:r>
-            <w:proofErr w:type="spellStart"/>
-            <w:r>
+              <w:t>Regression Analaysisdan R Square bi uchun keraklisi. U yordamida quyidagi formulani hisoblaymiz:</w:t>
+            </w:r>
+          </w:p>
+          <w:p>
+            <w:pPr>
+              <w:spacing w:after="40"/>
               <w:rPr>
                 <w:rFonts w:ascii="Arial" w:hAnsi="Arial" w:cs="Arial"/>
                 <w:sz w:val="20"/>
                 <w:szCs w:val="20"/>
               </w:rPr>
-              <w:t>uchun</w:t>
-            </w:r>
-            <w:proofErr w:type="spellEnd"/>
+            </w:pPr>
             <w:r>
               <w:rPr>
                 <w:rFonts w:ascii="Arial" w:hAnsi="Arial" w:cs="Arial"/>
                 <w:sz w:val="20"/>
                 <w:szCs w:val="20"/>
               </w:rPr>
-              <w:t xml:space="preserve"> R Square </w:t>
-            </w:r>
-            <w:proofErr w:type="spellStart"/>
-            <w:r>
+              <w:t xml:space="preserve">VIF = 1/(1-R^2) </w:t>
+            </w:r>
+          </w:p>
+          <w:p>
+            <w:pPr>
+              <w:spacing w:after="40"/>
               <w:rPr>
                 <w:rFonts w:ascii="Arial" w:hAnsi="Arial" w:cs="Arial"/>
                 <w:sz w:val="20"/>
                 <w:szCs w:val="20"/>
               </w:rPr>
-              <w:t>muhim</w:t>
-            </w:r>
-            <w:proofErr w:type="spellEnd"/>
+            </w:pPr>
             <w:r>
               <w:rPr>
                 <w:rFonts w:ascii="Arial" w:hAnsi="Arial" w:cs="Arial"/>
                 <w:sz w:val="20"/>
                 <w:szCs w:val="20"/>
               </w:rPr>
-              <w:t xml:space="preserve"> </w:t>
-            </w:r>
-            <w:proofErr w:type="spellStart"/>
-            <w:r>
+              <w:t>VIF Age = 1.65 &lt; 5</w:t>
+            </w:r>
+          </w:p>
+          <w:p>
+            <w:pPr>
+              <w:spacing w:after="40"/>
               <w:rPr>
                 <w:rFonts w:ascii="Arial" w:hAnsi="Arial" w:cs="Arial"/>
                 <w:sz w:val="20"/>
                 <w:szCs w:val="20"/>
               </w:rPr>
-              <w:t>hisoblanadi</w:t>
-            </w:r>
-            <w:proofErr w:type="spellEnd"/>
+            </w:pPr>
             <w:r>
               <w:rPr>
                 <w:rFonts w:ascii="Arial" w:hAnsi="Arial" w:cs="Arial"/>
                 <w:sz w:val="20"/>
                 <w:szCs w:val="20"/>
               </w:rPr>
-              <w:t xml:space="preserve">. </w:t>
-            </w:r>
-            <w:proofErr w:type="spellStart"/>
-            <w:r>
+              <w:t>VIF Education_Level = 1.07 &lt; 5</w:t>
+            </w:r>
+          </w:p>
+          <w:p>
+            <w:pPr>
+              <w:spacing w:after="40"/>
               <w:rPr>
                 <w:rFonts w:ascii="Arial" w:hAnsi="Arial" w:cs="Arial"/>
                 <w:sz w:val="20"/>
                 <w:szCs w:val="20"/>
               </w:rPr>
-              <w:t>Shuning</w:t>
-            </w:r>
-            <w:proofErr w:type="spellEnd"/>
+            </w:pPr>
             <w:r>
               <w:rPr>
                 <w:rFonts w:ascii="Arial" w:hAnsi="Arial" w:cs="Arial"/>
                 <w:sz w:val="20"/>
                 <w:szCs w:val="20"/>
               </w:rPr>
-              <w:t xml:space="preserve"> </w:t>
-            </w:r>
-            <w:proofErr w:type="spellStart"/>
+              <w:t xml:space="preserve">Barcha independent variablelar o’rtasida VIF hisoblangandan keyin Age va Education_Level VIF qiymati 5 dan past ekanligi aniqlandi. Bu variablelar o’rtasida Multicollinearity xavfi yo’qligini Regression Coefftsientini ishonchliligini ko’rsatadi. </w:t>
+            </w:r>
             <w:r>
               <w:rPr>
                 <w:rFonts w:ascii="Arial" w:hAnsi="Arial" w:cs="Arial"/>
                 <w:sz w:val="20"/>
                 <w:szCs w:val="20"/>
               </w:rPr>
-              <w:t>uchun</w:t>
-            </w:r>
-            <w:proofErr w:type="spellEnd"/>
+              <w:t xml:space="preserve"> </w:t>
+            </w:r>
+          </w:p>
+          <w:p>
+            <w:pPr>
+              <w:spacing w:after="40"/>
+              <w:rPr>
+                <w:rFonts w:ascii="Arial" w:hAnsi="Arial" w:cs="Arial"/>
+                <w:sz w:val="18"/>
+                <w:szCs w:val="18"/>
+              </w:rPr>
+            </w:pPr>
             <w:r>
               <w:rPr>
                 <w:rFonts w:ascii="Arial" w:hAnsi="Arial" w:cs="Arial"/>
                 <w:sz w:val="20"/>
                 <w:szCs w:val="20"/>
               </w:rPr>
-              <w:t xml:space="preserve"> dependent </w:t>
-            </w:r>
-            <w:proofErr w:type="gramStart"/>
-            <w:r>
-              <w:rPr>
-                <w:rFonts w:ascii="Arial" w:hAnsi="Arial" w:cs="Arial"/>
-                <w:sz w:val="20"/>
-                <w:szCs w:val="20"/>
-              </w:rPr>
-              <w:t>variable(</w:t>
-            </w:r>
-            <w:proofErr w:type="gramEnd"/>
-            <w:r>
-              <w:rPr>
-                <w:rFonts w:ascii="Arial" w:hAnsi="Arial" w:cs="Arial"/>
-                <w:sz w:val="20"/>
-                <w:szCs w:val="20"/>
-              </w:rPr>
-              <w:t xml:space="preserve">Salary) ga </w:t>
-            </w:r>
-            <w:proofErr w:type="spellStart"/>
-            <w:r>
-              <w:rPr>
-                <w:rFonts w:ascii="Arial" w:hAnsi="Arial" w:cs="Arial"/>
-                <w:sz w:val="20"/>
-                <w:szCs w:val="20"/>
-              </w:rPr>
-              <w:t>nisbatan</w:t>
-            </w:r>
-            <w:proofErr w:type="spellEnd"/>
-            <w:r>
-              <w:rPr>
-                <w:rFonts w:ascii="Arial" w:hAnsi="Arial" w:cs="Arial"/>
-                <w:sz w:val="20"/>
-                <w:szCs w:val="20"/>
-              </w:rPr>
-              <w:t xml:space="preserve"> </w:t>
-            </w:r>
-            <w:proofErr w:type="spellStart"/>
-            <w:r>
-              <w:rPr>
-                <w:rFonts w:ascii="Arial" w:hAnsi="Arial" w:cs="Arial"/>
-                <w:sz w:val="20"/>
-                <w:szCs w:val="20"/>
-              </w:rPr>
-              <w:t>har</w:t>
-            </w:r>
-            <w:proofErr w:type="spellEnd"/>
-            <w:r>
-              <w:rPr>
-                <w:rFonts w:ascii="Arial" w:hAnsi="Arial" w:cs="Arial"/>
-                <w:sz w:val="20"/>
-                <w:szCs w:val="20"/>
-              </w:rPr>
-              <w:t xml:space="preserve"> </w:t>
-            </w:r>
-            <w:proofErr w:type="spellStart"/>
-            <w:r>
-              <w:rPr>
-                <w:rFonts w:ascii="Arial" w:hAnsi="Arial" w:cs="Arial"/>
-                <w:sz w:val="20"/>
-                <w:szCs w:val="20"/>
-              </w:rPr>
-              <w:t>bir</w:t>
-            </w:r>
-            <w:proofErr w:type="spellEnd"/>
-            <w:r>
-              <w:rPr>
-                <w:rFonts w:ascii="Arial" w:hAnsi="Arial" w:cs="Arial"/>
-                <w:sz w:val="20"/>
-                <w:szCs w:val="20"/>
-              </w:rPr>
-              <w:t xml:space="preserve"> independent </w:t>
-            </w:r>
-            <w:proofErr w:type="gramStart"/>
-            <w:r>
-              <w:rPr>
-                <w:rFonts w:ascii="Arial" w:hAnsi="Arial" w:cs="Arial"/>
-                <w:sz w:val="20"/>
-                <w:szCs w:val="20"/>
-              </w:rPr>
-              <w:t>variable(</w:t>
-            </w:r>
-            <w:proofErr w:type="gramEnd"/>
-            <w:r>
-              <w:rPr>
-                <w:rFonts w:ascii="Arial" w:hAnsi="Arial" w:cs="Arial"/>
-                <w:sz w:val="20"/>
-                <w:szCs w:val="20"/>
-              </w:rPr>
-              <w:t xml:space="preserve">Age, Experience, </w:t>
-            </w:r>
-            <w:proofErr w:type="spellStart"/>
-            <w:r>
-              <w:rPr>
-                <w:rFonts w:ascii="Arial" w:hAnsi="Arial" w:cs="Arial"/>
-                <w:sz w:val="20"/>
-                <w:szCs w:val="20"/>
-              </w:rPr>
-              <w:t>Education_Level</w:t>
-            </w:r>
-            <w:proofErr w:type="spellEnd"/>
-            <w:r>
-              <w:rPr>
-                <w:rFonts w:ascii="Arial" w:hAnsi="Arial" w:cs="Arial"/>
-                <w:sz w:val="20"/>
-                <w:szCs w:val="20"/>
-              </w:rPr>
-              <w:t xml:space="preserve">) </w:t>
-            </w:r>
-            <w:proofErr w:type="spellStart"/>
-            <w:r>
-              <w:rPr>
-                <w:rFonts w:ascii="Arial" w:hAnsi="Arial" w:cs="Arial"/>
-                <w:sz w:val="20"/>
-                <w:szCs w:val="20"/>
-              </w:rPr>
-              <w:t>bilan</w:t>
-            </w:r>
-            <w:proofErr w:type="spellEnd"/>
-            <w:r>
-              <w:rPr>
-                <w:rFonts w:ascii="Arial" w:hAnsi="Arial" w:cs="Arial"/>
-                <w:sz w:val="20"/>
-                <w:szCs w:val="20"/>
-              </w:rPr>
-              <w:t xml:space="preserve"> Regression Analysis </w:t>
-            </w:r>
-            <w:proofErr w:type="spellStart"/>
-            <w:r>
-              <w:rPr>
-                <w:rFonts w:ascii="Arial" w:hAnsi="Arial" w:cs="Arial"/>
-                <w:sz w:val="20"/>
-                <w:szCs w:val="20"/>
-              </w:rPr>
-              <w:t>hisoblaymiz</w:t>
-            </w:r>
-            <w:proofErr w:type="spellEnd"/>
-            <w:r>
-              <w:rPr>
-                <w:rFonts w:ascii="Arial" w:hAnsi="Arial" w:cs="Arial"/>
-                <w:sz w:val="20"/>
-                <w:szCs w:val="20"/>
-              </w:rPr>
-              <w:t>.</w:t>
-            </w:r>
-          </w:p>
-          <w:p>
-            <w:pPr>
-              <w:spacing w:after="40"/>
-              <w:rPr>
-                <w:rFonts w:ascii="Arial" w:hAnsi="Arial" w:cs="Arial"/>
-                <w:sz w:val="20"/>
-                <w:szCs w:val="20"/>
-              </w:rPr>
-            </w:pPr>
-            <w:r>
-              <w:rPr>
-                <w:rFonts w:ascii="Arial" w:hAnsi="Arial" w:cs="Arial"/>
-                <w:sz w:val="20"/>
-                <w:szCs w:val="20"/>
-              </w:rPr>
-              <w:t xml:space="preserve">Regression </w:t>
-            </w:r>
-            <w:proofErr w:type="spellStart"/>
-            <w:r>
-              <w:rPr>
-                <w:rFonts w:ascii="Arial" w:hAnsi="Arial" w:cs="Arial"/>
-                <w:sz w:val="20"/>
-                <w:szCs w:val="20"/>
-              </w:rPr>
-              <w:t>Analaysisdan</w:t>
-            </w:r>
-            <w:proofErr w:type="spellEnd"/>
-            <w:r>
-              <w:rPr>
-                <w:rFonts w:ascii="Arial" w:hAnsi="Arial" w:cs="Arial"/>
-                <w:sz w:val="20"/>
-                <w:szCs w:val="20"/>
-              </w:rPr>
-              <w:t xml:space="preserve"> R Square bi </w:t>
-            </w:r>
-            <w:proofErr w:type="spellStart"/>
-            <w:r>
-              <w:rPr>
-                <w:rFonts w:ascii="Arial" w:hAnsi="Arial" w:cs="Arial"/>
-                <w:sz w:val="20"/>
-                <w:szCs w:val="20"/>
-              </w:rPr>
-              <w:t>uchun</w:t>
-            </w:r>
-            <w:proofErr w:type="spellEnd"/>
-            <w:r>
-              <w:rPr>
-                <w:rFonts w:ascii="Arial" w:hAnsi="Arial" w:cs="Arial"/>
-                <w:sz w:val="20"/>
-                <w:szCs w:val="20"/>
-              </w:rPr>
-              <w:t xml:space="preserve"> </w:t>
-            </w:r>
-            <w:proofErr w:type="spellStart"/>
-            <w:r>
-              <w:rPr>
-                <w:rFonts w:ascii="Arial" w:hAnsi="Arial" w:cs="Arial"/>
-                <w:sz w:val="20"/>
-                <w:szCs w:val="20"/>
-              </w:rPr>
-              <w:t>keraklisi</w:t>
-            </w:r>
-            <w:proofErr w:type="spellEnd"/>
-            <w:r>
-              <w:rPr>
-                <w:rFonts w:ascii="Arial" w:hAnsi="Arial" w:cs="Arial"/>
-                <w:sz w:val="20"/>
-                <w:szCs w:val="20"/>
-              </w:rPr>
-              <w:t xml:space="preserve">. U </w:t>
-            </w:r>
-            <w:proofErr w:type="spellStart"/>
-            <w:r>
-              <w:rPr>
-                <w:rFonts w:ascii="Arial" w:hAnsi="Arial" w:cs="Arial"/>
-                <w:sz w:val="20"/>
-                <w:szCs w:val="20"/>
-              </w:rPr>
-              <w:t>yordamida</w:t>
-            </w:r>
-            <w:proofErr w:type="spellEnd"/>
-            <w:r>
-              <w:rPr>
-                <w:rFonts w:ascii="Arial" w:hAnsi="Arial" w:cs="Arial"/>
-                <w:sz w:val="20"/>
-                <w:szCs w:val="20"/>
-              </w:rPr>
-              <w:t xml:space="preserve"> </w:t>
-            </w:r>
-            <w:proofErr w:type="spellStart"/>
-            <w:r>
-              <w:rPr>
-                <w:rFonts w:ascii="Arial" w:hAnsi="Arial" w:cs="Arial"/>
-                <w:sz w:val="20"/>
-                <w:szCs w:val="20"/>
-              </w:rPr>
-              <w:t>quyidagi</w:t>
-            </w:r>
-            <w:proofErr w:type="spellEnd"/>
-            <w:r>
-              <w:rPr>
-                <w:rFonts w:ascii="Arial" w:hAnsi="Arial" w:cs="Arial"/>
-                <w:sz w:val="20"/>
-                <w:szCs w:val="20"/>
-              </w:rPr>
-              <w:t xml:space="preserve"> </w:t>
-            </w:r>
-            <w:proofErr w:type="spellStart"/>
-            <w:r>
-              <w:rPr>
-                <w:rFonts w:ascii="Arial" w:hAnsi="Arial" w:cs="Arial"/>
-                <w:sz w:val="20"/>
-                <w:szCs w:val="20"/>
-              </w:rPr>
-              <w:t>formulani</w:t>
-            </w:r>
-            <w:proofErr w:type="spellEnd"/>
-            <w:r>
-              <w:rPr>
-                <w:rFonts w:ascii="Arial" w:hAnsi="Arial" w:cs="Arial"/>
-                <w:sz w:val="20"/>
-                <w:szCs w:val="20"/>
-              </w:rPr>
-              <w:t xml:space="preserve"> </w:t>
-            </w:r>
-            <w:proofErr w:type="spellStart"/>
-            <w:r>
-              <w:rPr>
-                <w:rFonts w:ascii="Arial" w:hAnsi="Arial" w:cs="Arial"/>
-                <w:sz w:val="20"/>
-                <w:szCs w:val="20"/>
-              </w:rPr>
-              <w:t>hisoblaymiz</w:t>
-            </w:r>
-            <w:proofErr w:type="spellEnd"/>
-            <w:r>
-              <w:rPr>
-                <w:rFonts w:ascii="Arial" w:hAnsi="Arial" w:cs="Arial"/>
-                <w:sz w:val="20"/>
-                <w:szCs w:val="20"/>
-              </w:rPr>
-              <w:t>:</w:t>
-            </w:r>
-          </w:p>
-          <w:p>
-            <w:pPr>
-              <w:spacing w:after="40"/>
-              <w:rPr>
-                <w:rFonts w:ascii="Arial" w:hAnsi="Arial" w:cs="Arial"/>
-                <w:sz w:val="20"/>
-                <w:szCs w:val="20"/>
-              </w:rPr>
-            </w:pPr>
-            <w:r>
-              <w:rPr>
-                <w:rFonts w:ascii="Arial" w:hAnsi="Arial" w:cs="Arial"/>
-                <w:sz w:val="20"/>
-                <w:szCs w:val="20"/>
-              </w:rPr>
-              <w:t xml:space="preserve">VIF = 1/(1-R^2) </w:t>
-            </w:r>
-          </w:p>
-          <w:p>
-            <w:pPr>
-              <w:spacing w:after="40"/>
-              <w:rPr>
-                <w:rFonts w:ascii="Arial" w:hAnsi="Arial" w:cs="Arial"/>
-                <w:sz w:val="20"/>
-                <w:szCs w:val="20"/>
-              </w:rPr>
-            </w:pPr>
-            <w:r>
-              <w:rPr>
-                <w:rFonts w:ascii="Arial" w:hAnsi="Arial" w:cs="Arial"/>
-                <w:sz w:val="20"/>
-                <w:szCs w:val="20"/>
-              </w:rPr>
-              <w:t>VIF Age = 1.65 &lt; 5</w:t>
-            </w:r>
-          </w:p>
-          <w:p>
-            <w:pPr>
-              <w:spacing w:after="40"/>
-              <w:rPr>
-                <w:rFonts w:ascii="Arial" w:hAnsi="Arial" w:cs="Arial"/>
-                <w:sz w:val="20"/>
-                <w:szCs w:val="20"/>
-              </w:rPr>
-            </w:pPr>
-            <w:r>
-              <w:rPr>
-                <w:rFonts w:ascii="Arial" w:hAnsi="Arial" w:cs="Arial"/>
-                <w:sz w:val="20"/>
-                <w:szCs w:val="20"/>
-              </w:rPr>
-              <w:t xml:space="preserve">VIF </w:t>
-            </w:r>
-            <w:proofErr w:type="spellStart"/>
-            <w:r>
-              <w:rPr>
-                <w:rFonts w:ascii="Arial" w:hAnsi="Arial" w:cs="Arial"/>
-                <w:sz w:val="20"/>
-                <w:szCs w:val="20"/>
-              </w:rPr>
-              <w:t>Education_Level</w:t>
-            </w:r>
-            <w:proofErr w:type="spellEnd"/>
-            <w:r>
-              <w:rPr>
-                <w:rFonts w:ascii="Arial" w:hAnsi="Arial" w:cs="Arial"/>
-                <w:sz w:val="20"/>
-                <w:szCs w:val="20"/>
-              </w:rPr>
-              <w:t xml:space="preserve"> = 1.07 &lt; 5</w:t>
-            </w:r>
-          </w:p>
-          <w:p>
-            <w:pPr>
-              <w:spacing w:after="40"/>
-              <w:rPr>
-                <w:rFonts w:ascii="Arial" w:hAnsi="Arial" w:cs="Arial"/>
-                <w:sz w:val="20"/>
-                <w:szCs w:val="20"/>
-              </w:rPr>
-            </w:pPr>
-            <w:r>
-              <w:rPr>
-                <w:rFonts w:ascii="Arial" w:hAnsi="Arial" w:cs="Arial"/>
-                <w:sz w:val="20"/>
-                <w:szCs w:val="20"/>
-              </w:rPr>
-              <w:t xml:space="preserve">Barcha independent </w:t>
-            </w:r>
-            <w:proofErr w:type="spellStart"/>
-            <w:r>
-              <w:rPr>
-                <w:rFonts w:ascii="Arial" w:hAnsi="Arial" w:cs="Arial"/>
-                <w:sz w:val="20"/>
-                <w:szCs w:val="20"/>
-              </w:rPr>
-              <w:t>variablelar</w:t>
-            </w:r>
-            <w:proofErr w:type="spellEnd"/>
-            <w:r>
-              <w:rPr>
-                <w:rFonts w:ascii="Arial" w:hAnsi="Arial" w:cs="Arial"/>
-                <w:sz w:val="20"/>
-                <w:szCs w:val="20"/>
-              </w:rPr>
-              <w:t xml:space="preserve"> </w:t>
-            </w:r>
-            <w:proofErr w:type="spellStart"/>
-            <w:r>
-              <w:rPr>
-                <w:rFonts w:ascii="Arial" w:hAnsi="Arial" w:cs="Arial"/>
-                <w:sz w:val="20"/>
-                <w:szCs w:val="20"/>
-              </w:rPr>
-              <w:t>o’rtasida</w:t>
-            </w:r>
-            <w:proofErr w:type="spellEnd"/>
-            <w:r>
-              <w:rPr>
-                <w:rFonts w:ascii="Arial" w:hAnsi="Arial" w:cs="Arial"/>
-                <w:sz w:val="20"/>
-                <w:szCs w:val="20"/>
-              </w:rPr>
-              <w:t xml:space="preserve"> VIF </w:t>
-            </w:r>
-            <w:proofErr w:type="spellStart"/>
-            <w:r>
-              <w:rPr>
-                <w:rFonts w:ascii="Arial" w:hAnsi="Arial" w:cs="Arial"/>
-                <w:sz w:val="20"/>
-                <w:szCs w:val="20"/>
-              </w:rPr>
-              <w:t>hisoblangandan</w:t>
-            </w:r>
-            <w:proofErr w:type="spellEnd"/>
-            <w:r>
-              <w:rPr>
-                <w:rFonts w:ascii="Arial" w:hAnsi="Arial" w:cs="Arial"/>
-                <w:sz w:val="20"/>
-                <w:szCs w:val="20"/>
-              </w:rPr>
-              <w:t xml:space="preserve"> </w:t>
-            </w:r>
-            <w:proofErr w:type="spellStart"/>
-            <w:r>
-              <w:rPr>
-                <w:rFonts w:ascii="Arial" w:hAnsi="Arial" w:cs="Arial"/>
-                <w:sz w:val="20"/>
-                <w:szCs w:val="20"/>
-              </w:rPr>
-              <w:t>keyin</w:t>
-            </w:r>
-            <w:proofErr w:type="spellEnd"/>
-            <w:r>
-              <w:rPr>
-                <w:rFonts w:ascii="Arial" w:hAnsi="Arial" w:cs="Arial"/>
-                <w:sz w:val="20"/>
-                <w:szCs w:val="20"/>
-              </w:rPr>
-              <w:t xml:space="preserve"> Age </w:t>
-            </w:r>
-            <w:proofErr w:type="spellStart"/>
-            <w:r>
-              <w:rPr>
-                <w:rFonts w:ascii="Arial" w:hAnsi="Arial" w:cs="Arial"/>
-                <w:sz w:val="20"/>
-                <w:szCs w:val="20"/>
-              </w:rPr>
-              <w:t>va</w:t>
-            </w:r>
-            <w:proofErr w:type="spellEnd"/>
-            <w:r>
-              <w:rPr>
-                <w:rFonts w:ascii="Arial" w:hAnsi="Arial" w:cs="Arial"/>
-                <w:sz w:val="20"/>
-                <w:szCs w:val="20"/>
-              </w:rPr>
-              <w:t xml:space="preserve"> </w:t>
-            </w:r>
-            <w:proofErr w:type="spellStart"/>
-            <w:r>
-              <w:rPr>
-                <w:rFonts w:ascii="Arial" w:hAnsi="Arial" w:cs="Arial"/>
-                <w:sz w:val="20"/>
-                <w:szCs w:val="20"/>
-              </w:rPr>
-              <w:t>Education_Level</w:t>
-            </w:r>
-            <w:proofErr w:type="spellEnd"/>
-            <w:r>
-              <w:rPr>
-                <w:rFonts w:ascii="Arial" w:hAnsi="Arial" w:cs="Arial"/>
-                <w:sz w:val="20"/>
-                <w:szCs w:val="20"/>
-              </w:rPr>
-              <w:t xml:space="preserve"> VIF </w:t>
-            </w:r>
-            <w:proofErr w:type="spellStart"/>
-            <w:r>
-              <w:rPr>
-                <w:rFonts w:ascii="Arial" w:hAnsi="Arial" w:cs="Arial"/>
-                <w:sz w:val="20"/>
-                <w:szCs w:val="20"/>
-              </w:rPr>
-              <w:t>qiymati</w:t>
-            </w:r>
-            <w:proofErr w:type="spellEnd"/>
-            <w:r>
-              <w:rPr>
-                <w:rFonts w:ascii="Arial" w:hAnsi="Arial" w:cs="Arial"/>
-                <w:sz w:val="20"/>
-                <w:szCs w:val="20"/>
-              </w:rPr>
-              <w:t xml:space="preserve"> 5 dan past </w:t>
-            </w:r>
-            <w:proofErr w:type="spellStart"/>
-            <w:r>
-              <w:rPr>
-                <w:rFonts w:ascii="Arial" w:hAnsi="Arial" w:cs="Arial"/>
-                <w:sz w:val="20"/>
-                <w:szCs w:val="20"/>
-              </w:rPr>
-              <w:t>ekanligi</w:t>
-            </w:r>
-            <w:proofErr w:type="spellEnd"/>
-            <w:r>
-              <w:rPr>
-                <w:rFonts w:ascii="Arial" w:hAnsi="Arial" w:cs="Arial"/>
-                <w:sz w:val="20"/>
-                <w:szCs w:val="20"/>
-              </w:rPr>
-              <w:t xml:space="preserve"> </w:t>
-            </w:r>
-            <w:proofErr w:type="spellStart"/>
-            <w:r>
-              <w:rPr>
-                <w:rFonts w:ascii="Arial" w:hAnsi="Arial" w:cs="Arial"/>
-                <w:sz w:val="20"/>
-                <w:szCs w:val="20"/>
-              </w:rPr>
-              <w:t>aniqlandi</w:t>
-            </w:r>
-            <w:proofErr w:type="spellEnd"/>
-            <w:r>
-              <w:rPr>
-                <w:rFonts w:ascii="Arial" w:hAnsi="Arial" w:cs="Arial"/>
-                <w:sz w:val="20"/>
-                <w:szCs w:val="20"/>
-              </w:rPr>
-              <w:t xml:space="preserve">. Bu </w:t>
-            </w:r>
-            <w:proofErr w:type="spellStart"/>
-            <w:r>
-              <w:rPr>
-                <w:rFonts w:ascii="Arial" w:hAnsi="Arial" w:cs="Arial"/>
-                <w:sz w:val="20"/>
-                <w:szCs w:val="20"/>
-              </w:rPr>
-              <w:t>variablelar</w:t>
-            </w:r>
-            <w:proofErr w:type="spellEnd"/>
-            <w:r>
-              <w:rPr>
-                <w:rFonts w:ascii="Arial" w:hAnsi="Arial" w:cs="Arial"/>
-                <w:sz w:val="20"/>
-                <w:szCs w:val="20"/>
-              </w:rPr>
-              <w:t xml:space="preserve"> </w:t>
-            </w:r>
-            <w:proofErr w:type="spellStart"/>
-            <w:r>
-              <w:rPr>
-                <w:rFonts w:ascii="Arial" w:hAnsi="Arial" w:cs="Arial"/>
-                <w:sz w:val="20"/>
-                <w:szCs w:val="20"/>
-              </w:rPr>
-              <w:t>o’rtasida</w:t>
-            </w:r>
-            <w:proofErr w:type="spellEnd"/>
-            <w:r>
-              <w:rPr>
-                <w:rFonts w:ascii="Arial" w:hAnsi="Arial" w:cs="Arial"/>
-                <w:sz w:val="20"/>
-                <w:szCs w:val="20"/>
-              </w:rPr>
-              <w:t xml:space="preserve"> Multicollinearity </w:t>
-            </w:r>
-            <w:proofErr w:type="spellStart"/>
-            <w:r>
-              <w:rPr>
-                <w:rFonts w:ascii="Arial" w:hAnsi="Arial" w:cs="Arial"/>
-                <w:sz w:val="20"/>
-                <w:szCs w:val="20"/>
-              </w:rPr>
-              <w:t>xavfi</w:t>
-            </w:r>
-            <w:proofErr w:type="spellEnd"/>
-            <w:r>
-              <w:rPr>
-                <w:rFonts w:ascii="Arial" w:hAnsi="Arial" w:cs="Arial"/>
-                <w:sz w:val="20"/>
-                <w:szCs w:val="20"/>
-              </w:rPr>
-              <w:t xml:space="preserve"> </w:t>
-            </w:r>
-            <w:proofErr w:type="spellStart"/>
-            <w:r>
-              <w:rPr>
-                <w:rFonts w:ascii="Arial" w:hAnsi="Arial" w:cs="Arial"/>
-                <w:sz w:val="20"/>
-                <w:szCs w:val="20"/>
-              </w:rPr>
-              <w:t>yo’qligini</w:t>
-            </w:r>
-            <w:proofErr w:type="spellEnd"/>
-            <w:r>
-              <w:rPr>
-                <w:rFonts w:ascii="Arial" w:hAnsi="Arial" w:cs="Arial"/>
-                <w:sz w:val="20"/>
-                <w:szCs w:val="20"/>
-              </w:rPr>
-              <w:t xml:space="preserve"> Regression </w:t>
-            </w:r>
-            <w:proofErr w:type="spellStart"/>
-            <w:r>
-              <w:rPr>
-                <w:rFonts w:ascii="Arial" w:hAnsi="Arial" w:cs="Arial"/>
-                <w:sz w:val="20"/>
-                <w:szCs w:val="20"/>
-              </w:rPr>
-              <w:t>Coefftsientini</w:t>
-            </w:r>
-            <w:proofErr w:type="spellEnd"/>
-            <w:r>
-              <w:rPr>
-                <w:rFonts w:ascii="Arial" w:hAnsi="Arial" w:cs="Arial"/>
-                <w:sz w:val="20"/>
-                <w:szCs w:val="20"/>
-              </w:rPr>
-              <w:t xml:space="preserve"> </w:t>
-            </w:r>
-            <w:proofErr w:type="spellStart"/>
-            <w:r>
-              <w:rPr>
-                <w:rFonts w:ascii="Arial" w:hAnsi="Arial" w:cs="Arial"/>
-                <w:sz w:val="20"/>
-                <w:szCs w:val="20"/>
-              </w:rPr>
-              <w:t>ishonchliligini</w:t>
-            </w:r>
-            <w:proofErr w:type="spellEnd"/>
-            <w:r>
-              <w:rPr>
-                <w:rFonts w:ascii="Arial" w:hAnsi="Arial" w:cs="Arial"/>
-                <w:sz w:val="20"/>
-                <w:szCs w:val="20"/>
-              </w:rPr>
-              <w:t xml:space="preserve"> </w:t>
-            </w:r>
-            <w:proofErr w:type="spellStart"/>
-            <w:r>
-              <w:rPr>
-                <w:rFonts w:ascii="Arial" w:hAnsi="Arial" w:cs="Arial"/>
-                <w:sz w:val="20"/>
-                <w:szCs w:val="20"/>
-              </w:rPr>
-              <w:t>ko’rsatadi</w:t>
-            </w:r>
-            <w:proofErr w:type="spellEnd"/>
-            <w:r>
-              <w:rPr>
-                <w:rFonts w:ascii="Arial" w:hAnsi="Arial" w:cs="Arial"/>
-                <w:sz w:val="20"/>
-                <w:szCs w:val="20"/>
-              </w:rPr>
-              <w:t xml:space="preserve">. </w:t>
-            </w:r>
-            <w:r>
-              <w:rPr>
-                <w:rFonts w:ascii="Arial" w:hAnsi="Arial" w:cs="Arial"/>
-                <w:sz w:val="20"/>
-                <w:szCs w:val="20"/>
-              </w:rPr>
-              <w:t xml:space="preserve"> </w:t>
-            </w:r>
-          </w:p>
-          <w:p>
-            <w:pPr>
-              <w:spacing w:after="40"/>
-              <w:rPr>
-                <w:rFonts w:ascii="Arial" w:hAnsi="Arial" w:cs="Arial"/>
-                <w:sz w:val="18"/>
-                <w:szCs w:val="18"/>
-              </w:rPr>
-            </w:pPr>
-            <w:r>
-              <w:rPr>
-                <w:rFonts w:ascii="Arial" w:hAnsi="Arial" w:cs="Arial"/>
-                <w:sz w:val="20"/>
-                <w:szCs w:val="20"/>
-              </w:rPr>
-              <w:t xml:space="preserve">Experience </w:t>
-            </w:r>
-            <w:proofErr w:type="spellStart"/>
-            <w:r>
-              <w:rPr>
-                <w:rFonts w:ascii="Arial" w:hAnsi="Arial" w:cs="Arial"/>
-                <w:sz w:val="20"/>
-                <w:szCs w:val="20"/>
-              </w:rPr>
-              <w:t>uchun</w:t>
-            </w:r>
-            <w:proofErr w:type="spellEnd"/>
-            <w:r>
-              <w:rPr>
-                <w:rFonts w:ascii="Arial" w:hAnsi="Arial" w:cs="Arial"/>
-                <w:sz w:val="20"/>
-                <w:szCs w:val="20"/>
-              </w:rPr>
-              <w:t xml:space="preserve"> VIF </w:t>
-            </w:r>
-            <w:proofErr w:type="spellStart"/>
-            <w:r>
-              <w:rPr>
-                <w:rFonts w:ascii="Arial" w:hAnsi="Arial" w:cs="Arial"/>
-                <w:sz w:val="20"/>
-                <w:szCs w:val="20"/>
-              </w:rPr>
-              <w:t>qiymati</w:t>
-            </w:r>
-            <w:proofErr w:type="spellEnd"/>
-            <w:r>
-              <w:rPr>
-                <w:rFonts w:ascii="Arial" w:hAnsi="Arial" w:cs="Arial"/>
-                <w:sz w:val="20"/>
-                <w:szCs w:val="20"/>
-              </w:rPr>
-              <w:t xml:space="preserve"> 6.30 </w:t>
-            </w:r>
-            <w:proofErr w:type="spellStart"/>
-            <w:r>
-              <w:rPr>
-                <w:rFonts w:ascii="Arial" w:hAnsi="Arial" w:cs="Arial"/>
-                <w:sz w:val="20"/>
-                <w:szCs w:val="20"/>
-              </w:rPr>
-              <w:t>ni</w:t>
-            </w:r>
-            <w:proofErr w:type="spellEnd"/>
-            <w:r>
-              <w:rPr>
-                <w:rFonts w:ascii="Arial" w:hAnsi="Arial" w:cs="Arial"/>
-                <w:sz w:val="20"/>
-                <w:szCs w:val="20"/>
-              </w:rPr>
-              <w:t xml:space="preserve"> </w:t>
-            </w:r>
-            <w:proofErr w:type="spellStart"/>
-            <w:r>
-              <w:rPr>
-                <w:rFonts w:ascii="Arial" w:hAnsi="Arial" w:cs="Arial"/>
-                <w:sz w:val="20"/>
-                <w:szCs w:val="20"/>
-              </w:rPr>
-              <w:t>tashkil</w:t>
-            </w:r>
-            <w:proofErr w:type="spellEnd"/>
-            <w:r>
-              <w:rPr>
-                <w:rFonts w:ascii="Arial" w:hAnsi="Arial" w:cs="Arial"/>
-                <w:sz w:val="20"/>
-                <w:szCs w:val="20"/>
-              </w:rPr>
-              <w:t xml:space="preserve"> </w:t>
-            </w:r>
-            <w:proofErr w:type="spellStart"/>
-            <w:r>
-              <w:rPr>
-                <w:rFonts w:ascii="Arial" w:hAnsi="Arial" w:cs="Arial"/>
-                <w:sz w:val="20"/>
-                <w:szCs w:val="20"/>
-              </w:rPr>
-              <w:t>etdi</w:t>
-            </w:r>
-            <w:proofErr w:type="spellEnd"/>
-            <w:r>
-              <w:rPr>
-                <w:rFonts w:ascii="Arial" w:hAnsi="Arial" w:cs="Arial"/>
-                <w:sz w:val="20"/>
-                <w:szCs w:val="20"/>
-              </w:rPr>
-              <w:t xml:space="preserve">, </w:t>
-            </w:r>
-            <w:proofErr w:type="spellStart"/>
-            <w:r>
-              <w:rPr>
-                <w:rFonts w:ascii="Arial" w:hAnsi="Arial" w:cs="Arial"/>
-                <w:sz w:val="20"/>
-                <w:szCs w:val="20"/>
-              </w:rPr>
-              <w:t>bu</w:t>
-            </w:r>
-            <w:proofErr w:type="spellEnd"/>
-            <w:r>
-              <w:rPr>
-                <w:rFonts w:ascii="Arial" w:hAnsi="Arial" w:cs="Arial"/>
-                <w:sz w:val="20"/>
-                <w:szCs w:val="20"/>
-              </w:rPr>
-              <w:t xml:space="preserve"> </w:t>
-            </w:r>
-            <w:proofErr w:type="spellStart"/>
-            <w:r>
-              <w:rPr>
-                <w:rFonts w:ascii="Arial" w:hAnsi="Arial" w:cs="Arial"/>
-                <w:sz w:val="20"/>
-                <w:szCs w:val="20"/>
-              </w:rPr>
-              <w:t>esa</w:t>
-            </w:r>
-            <w:proofErr w:type="spellEnd"/>
-            <w:r>
-              <w:rPr>
-                <w:rFonts w:ascii="Arial" w:hAnsi="Arial" w:cs="Arial"/>
-                <w:sz w:val="20"/>
-                <w:szCs w:val="20"/>
-              </w:rPr>
-              <w:t xml:space="preserve"> </w:t>
-            </w:r>
-            <w:proofErr w:type="spellStart"/>
-            <w:r>
-              <w:rPr>
-                <w:rFonts w:ascii="Arial" w:hAnsi="Arial" w:cs="Arial"/>
-                <w:sz w:val="20"/>
-                <w:szCs w:val="20"/>
-              </w:rPr>
-              <w:t>ushbu</w:t>
-            </w:r>
-            <w:proofErr w:type="spellEnd"/>
-            <w:r>
-              <w:rPr>
-                <w:rFonts w:ascii="Arial" w:hAnsi="Arial" w:cs="Arial"/>
-                <w:sz w:val="20"/>
-                <w:szCs w:val="20"/>
-              </w:rPr>
-              <w:t xml:space="preserve"> </w:t>
-            </w:r>
-            <w:proofErr w:type="spellStart"/>
-            <w:r>
-              <w:rPr>
-                <w:rFonts w:ascii="Arial" w:hAnsi="Arial" w:cs="Arial"/>
-                <w:sz w:val="20"/>
-                <w:szCs w:val="20"/>
-              </w:rPr>
-              <w:t>o'zgaruvchi</w:t>
-            </w:r>
-            <w:proofErr w:type="spellEnd"/>
-            <w:r>
-              <w:rPr>
-                <w:rFonts w:ascii="Arial" w:hAnsi="Arial" w:cs="Arial"/>
-                <w:sz w:val="20"/>
-                <w:szCs w:val="20"/>
-              </w:rPr>
-              <w:t xml:space="preserve"> </w:t>
-            </w:r>
-            <w:proofErr w:type="spellStart"/>
-            <w:r>
-              <w:rPr>
-                <w:rFonts w:ascii="Arial" w:hAnsi="Arial" w:cs="Arial"/>
-                <w:sz w:val="20"/>
-                <w:szCs w:val="20"/>
-              </w:rPr>
-              <w:t>boshqa</w:t>
-            </w:r>
-            <w:proofErr w:type="spellEnd"/>
-            <w:r>
-              <w:rPr>
-                <w:rFonts w:ascii="Arial" w:hAnsi="Arial" w:cs="Arial"/>
-                <w:sz w:val="20"/>
-                <w:szCs w:val="20"/>
-              </w:rPr>
-              <w:t xml:space="preserve"> </w:t>
-            </w:r>
-            <w:proofErr w:type="spellStart"/>
-            <w:proofErr w:type="gramStart"/>
-            <w:r>
-              <w:rPr>
-                <w:rFonts w:ascii="Arial" w:hAnsi="Arial" w:cs="Arial"/>
-                <w:sz w:val="20"/>
-                <w:szCs w:val="20"/>
-              </w:rPr>
-              <w:t>variablelar</w:t>
-            </w:r>
-            <w:proofErr w:type="spellEnd"/>
-            <w:r>
-              <w:rPr>
-                <w:rFonts w:ascii="Arial" w:hAnsi="Arial" w:cs="Arial"/>
-                <w:sz w:val="20"/>
-                <w:szCs w:val="20"/>
-              </w:rPr>
-              <w:t xml:space="preserve"> </w:t>
-            </w:r>
-            <w:r>
-              <w:rPr>
-                <w:rFonts w:ascii="Arial" w:hAnsi="Arial" w:cs="Arial"/>
-                <w:sz w:val="20"/>
-                <w:szCs w:val="20"/>
-              </w:rPr>
-              <w:t xml:space="preserve"> </w:t>
-            </w:r>
-            <w:proofErr w:type="spellStart"/>
-            <w:r>
-              <w:rPr>
-                <w:rFonts w:ascii="Arial" w:hAnsi="Arial" w:cs="Arial"/>
-                <w:sz w:val="20"/>
-                <w:szCs w:val="20"/>
-              </w:rPr>
-              <w:t>bilan</w:t>
-            </w:r>
-            <w:proofErr w:type="spellEnd"/>
-            <w:proofErr w:type="gramEnd"/>
-            <w:r>
-              <w:rPr>
-                <w:rFonts w:ascii="Arial" w:hAnsi="Arial" w:cs="Arial"/>
-                <w:sz w:val="20"/>
-                <w:szCs w:val="20"/>
-              </w:rPr>
-              <w:t xml:space="preserve"> </w:t>
-            </w:r>
-            <w:proofErr w:type="spellStart"/>
-            <w:r>
-              <w:rPr>
-                <w:rFonts w:ascii="Arial" w:hAnsi="Arial" w:cs="Arial"/>
-                <w:sz w:val="20"/>
-                <w:szCs w:val="20"/>
-              </w:rPr>
-              <w:t>o'rtacha</w:t>
-            </w:r>
-            <w:proofErr w:type="spellEnd"/>
-            <w:r>
-              <w:rPr>
-                <w:rFonts w:ascii="Arial" w:hAnsi="Arial" w:cs="Arial"/>
-                <w:sz w:val="20"/>
-                <w:szCs w:val="20"/>
-              </w:rPr>
-              <w:t xml:space="preserve"> </w:t>
-            </w:r>
-            <w:proofErr w:type="spellStart"/>
-            <w:r>
-              <w:rPr>
-                <w:rFonts w:ascii="Arial" w:hAnsi="Arial" w:cs="Arial"/>
-                <w:sz w:val="20"/>
-                <w:szCs w:val="20"/>
-              </w:rPr>
-              <w:t>darajada</w:t>
-            </w:r>
-            <w:proofErr w:type="spellEnd"/>
-            <w:r>
-              <w:rPr>
-                <w:rFonts w:ascii="Arial" w:hAnsi="Arial" w:cs="Arial"/>
-                <w:sz w:val="20"/>
-                <w:szCs w:val="20"/>
-              </w:rPr>
-              <w:t xml:space="preserve"> </w:t>
-            </w:r>
-            <w:proofErr w:type="spellStart"/>
-            <w:r>
-              <w:rPr>
-                <w:rFonts w:ascii="Arial" w:hAnsi="Arial" w:cs="Arial"/>
-                <w:sz w:val="20"/>
-                <w:szCs w:val="20"/>
-              </w:rPr>
-              <w:t>bog'langanligini</w:t>
-            </w:r>
-            <w:proofErr w:type="spellEnd"/>
-            <w:r>
-              <w:rPr>
-                <w:rFonts w:ascii="Arial" w:hAnsi="Arial" w:cs="Arial"/>
-                <w:sz w:val="20"/>
-                <w:szCs w:val="20"/>
-              </w:rPr>
-              <w:t xml:space="preserve"> </w:t>
-            </w:r>
-            <w:proofErr w:type="spellStart"/>
-            <w:r>
-              <w:rPr>
-                <w:rFonts w:ascii="Arial" w:hAnsi="Arial" w:cs="Arial"/>
-                <w:sz w:val="20"/>
-                <w:szCs w:val="20"/>
-              </w:rPr>
-              <w:t>bildiradi</w:t>
-            </w:r>
-            <w:proofErr w:type="spellEnd"/>
-            <w:r>
-              <w:rPr>
-                <w:rFonts w:ascii="Arial" w:hAnsi="Arial" w:cs="Arial"/>
-                <w:sz w:val="20"/>
-                <w:szCs w:val="20"/>
-              </w:rPr>
-              <w:t xml:space="preserve">. Biroq, </w:t>
-            </w:r>
-            <w:proofErr w:type="spellStart"/>
-            <w:r>
-              <w:rPr>
-                <w:rFonts w:ascii="Arial" w:hAnsi="Arial" w:cs="Arial"/>
-                <w:sz w:val="20"/>
-                <w:szCs w:val="20"/>
-              </w:rPr>
-              <w:t>barcha</w:t>
-            </w:r>
-            <w:proofErr w:type="spellEnd"/>
-            <w:r>
-              <w:rPr>
-                <w:rFonts w:ascii="Arial" w:hAnsi="Arial" w:cs="Arial"/>
-                <w:sz w:val="20"/>
-                <w:szCs w:val="20"/>
-              </w:rPr>
-              <w:t xml:space="preserve"> VIF </w:t>
-            </w:r>
-            <w:proofErr w:type="spellStart"/>
-            <w:r>
-              <w:rPr>
-                <w:rFonts w:ascii="Arial" w:hAnsi="Arial" w:cs="Arial"/>
-                <w:sz w:val="20"/>
-                <w:szCs w:val="20"/>
-              </w:rPr>
-              <w:t>qiymatlari</w:t>
-            </w:r>
-            <w:proofErr w:type="spellEnd"/>
-            <w:r>
-              <w:rPr>
-                <w:rFonts w:ascii="Arial" w:hAnsi="Arial" w:cs="Arial"/>
-                <w:sz w:val="20"/>
-                <w:szCs w:val="20"/>
-              </w:rPr>
-              <w:t xml:space="preserve"> 10 dan past </w:t>
-            </w:r>
-            <w:proofErr w:type="spellStart"/>
-            <w:r>
-              <w:rPr>
-                <w:rFonts w:ascii="Arial" w:hAnsi="Arial" w:cs="Arial"/>
-                <w:sz w:val="20"/>
-                <w:szCs w:val="20"/>
-              </w:rPr>
-              <w:t>bo'lganligi</w:t>
-            </w:r>
-            <w:proofErr w:type="spellEnd"/>
-            <w:r>
-              <w:rPr>
-                <w:rFonts w:ascii="Arial" w:hAnsi="Arial" w:cs="Arial"/>
-                <w:sz w:val="20"/>
-                <w:szCs w:val="20"/>
-              </w:rPr>
-              <w:t xml:space="preserve"> </w:t>
-            </w:r>
-            <w:proofErr w:type="spellStart"/>
-            <w:r>
-              <w:rPr>
-                <w:rFonts w:ascii="Arial" w:hAnsi="Arial" w:cs="Arial"/>
-                <w:sz w:val="20"/>
-                <w:szCs w:val="20"/>
-              </w:rPr>
-              <w:t>sababli</w:t>
-            </w:r>
-            <w:proofErr w:type="spellEnd"/>
-            <w:r>
-              <w:rPr>
-                <w:rFonts w:ascii="Arial" w:hAnsi="Arial" w:cs="Arial"/>
-                <w:sz w:val="20"/>
-                <w:szCs w:val="20"/>
-              </w:rPr>
-              <w:t xml:space="preserve">, </w:t>
-            </w:r>
-            <w:proofErr w:type="spellStart"/>
-            <w:r>
-              <w:rPr>
-                <w:rFonts w:ascii="Arial" w:hAnsi="Arial" w:cs="Arial"/>
-                <w:sz w:val="20"/>
-                <w:szCs w:val="20"/>
-              </w:rPr>
-              <w:t>modelda</w:t>
-            </w:r>
-            <w:proofErr w:type="spellEnd"/>
-            <w:r>
-              <w:rPr>
-                <w:rFonts w:ascii="Arial" w:hAnsi="Arial" w:cs="Arial"/>
-                <w:sz w:val="20"/>
-                <w:szCs w:val="20"/>
-              </w:rPr>
-              <w:t xml:space="preserve"> </w:t>
-            </w:r>
-            <w:proofErr w:type="spellStart"/>
-            <w:r>
-              <w:rPr>
-                <w:rFonts w:ascii="Arial" w:hAnsi="Arial" w:cs="Arial"/>
-                <w:sz w:val="20"/>
-                <w:szCs w:val="20"/>
-              </w:rPr>
-              <w:t>jiddiy</w:t>
-            </w:r>
-            <w:proofErr w:type="spellEnd"/>
-            <w:r>
-              <w:rPr>
-                <w:rFonts w:ascii="Arial" w:hAnsi="Arial" w:cs="Arial"/>
-                <w:sz w:val="20"/>
-                <w:szCs w:val="20"/>
-              </w:rPr>
-              <w:t xml:space="preserve"> multicollinearity </w:t>
-            </w:r>
-            <w:proofErr w:type="spellStart"/>
-            <w:r>
-              <w:rPr>
-                <w:rFonts w:ascii="Arial" w:hAnsi="Arial" w:cs="Arial"/>
-                <w:sz w:val="20"/>
-                <w:szCs w:val="20"/>
-              </w:rPr>
-              <w:t>muammosi</w:t>
-            </w:r>
-            <w:proofErr w:type="spellEnd"/>
-            <w:r>
-              <w:rPr>
-                <w:rFonts w:ascii="Arial" w:hAnsi="Arial" w:cs="Arial"/>
-                <w:sz w:val="20"/>
-                <w:szCs w:val="20"/>
-              </w:rPr>
-              <w:t xml:space="preserve"> </w:t>
-            </w:r>
-            <w:proofErr w:type="spellStart"/>
-            <w:r>
-              <w:rPr>
-                <w:rFonts w:ascii="Arial" w:hAnsi="Arial" w:cs="Arial"/>
-                <w:sz w:val="20"/>
-                <w:szCs w:val="20"/>
-              </w:rPr>
-              <w:t>mavjud</w:t>
-            </w:r>
-            <w:proofErr w:type="spellEnd"/>
-            <w:r>
-              <w:rPr>
-                <w:rFonts w:ascii="Arial" w:hAnsi="Arial" w:cs="Arial"/>
-                <w:sz w:val="20"/>
-                <w:szCs w:val="20"/>
-              </w:rPr>
-              <w:t xml:space="preserve"> </w:t>
-            </w:r>
-            <w:proofErr w:type="spellStart"/>
-            <w:r>
-              <w:rPr>
-                <w:rFonts w:ascii="Arial" w:hAnsi="Arial" w:cs="Arial"/>
-                <w:sz w:val="20"/>
-                <w:szCs w:val="20"/>
-              </w:rPr>
-              <w:t>emas</w:t>
-            </w:r>
-            <w:proofErr w:type="spellEnd"/>
-            <w:r>
-              <w:rPr>
-                <w:rFonts w:ascii="Arial" w:hAnsi="Arial" w:cs="Arial"/>
-                <w:sz w:val="20"/>
-                <w:szCs w:val="20"/>
-              </w:rPr>
-              <w:t xml:space="preserve"> </w:t>
-            </w:r>
-            <w:proofErr w:type="spellStart"/>
-            <w:r>
-              <w:rPr>
-                <w:rFonts w:ascii="Arial" w:hAnsi="Arial" w:cs="Arial"/>
-                <w:sz w:val="20"/>
-                <w:szCs w:val="20"/>
-              </w:rPr>
-              <w:t>va</w:t>
-            </w:r>
-            <w:proofErr w:type="spellEnd"/>
-            <w:r>
-              <w:rPr>
-                <w:rFonts w:ascii="Arial" w:hAnsi="Arial" w:cs="Arial"/>
-                <w:sz w:val="20"/>
-                <w:szCs w:val="20"/>
-              </w:rPr>
-              <w:t xml:space="preserve"> </w:t>
-            </w:r>
-            <w:proofErr w:type="spellStart"/>
-            <w:r>
-              <w:rPr>
-                <w:rFonts w:ascii="Arial" w:hAnsi="Arial" w:cs="Arial"/>
-                <w:sz w:val="20"/>
-                <w:szCs w:val="20"/>
-              </w:rPr>
-              <w:t>regressiya</w:t>
-            </w:r>
-            <w:proofErr w:type="spellEnd"/>
-            <w:r>
-              <w:rPr>
-                <w:rFonts w:ascii="Arial" w:hAnsi="Arial" w:cs="Arial"/>
-                <w:sz w:val="20"/>
-                <w:szCs w:val="20"/>
-              </w:rPr>
-              <w:t xml:space="preserve"> </w:t>
-            </w:r>
-            <w:proofErr w:type="spellStart"/>
-            <w:r>
-              <w:rPr>
-                <w:rFonts w:ascii="Arial" w:hAnsi="Arial" w:cs="Arial"/>
-                <w:sz w:val="20"/>
-                <w:szCs w:val="20"/>
-              </w:rPr>
-              <w:t>natijalari</w:t>
-            </w:r>
-            <w:proofErr w:type="spellEnd"/>
-            <w:r>
-              <w:rPr>
-                <w:rFonts w:ascii="Arial" w:hAnsi="Arial" w:cs="Arial"/>
-                <w:sz w:val="20"/>
-                <w:szCs w:val="20"/>
-              </w:rPr>
-              <w:t xml:space="preserve"> </w:t>
-            </w:r>
-            <w:proofErr w:type="spellStart"/>
-            <w:r>
-              <w:rPr>
-                <w:rFonts w:ascii="Arial" w:hAnsi="Arial" w:cs="Arial"/>
-                <w:sz w:val="20"/>
-                <w:szCs w:val="20"/>
-              </w:rPr>
-              <w:t>ishonchli</w:t>
-            </w:r>
-            <w:proofErr w:type="spellEnd"/>
-            <w:r>
-              <w:rPr>
-                <w:rFonts w:ascii="Arial" w:hAnsi="Arial" w:cs="Arial"/>
-                <w:sz w:val="20"/>
-                <w:szCs w:val="20"/>
-              </w:rPr>
-              <w:t xml:space="preserve"> deb </w:t>
-            </w:r>
-            <w:proofErr w:type="spellStart"/>
-            <w:r>
-              <w:rPr>
-                <w:rFonts w:ascii="Arial" w:hAnsi="Arial" w:cs="Arial"/>
-                <w:sz w:val="20"/>
-                <w:szCs w:val="20"/>
-              </w:rPr>
-              <w:t>hisoblanishi</w:t>
-            </w:r>
-            <w:proofErr w:type="spellEnd"/>
-            <w:r>
-              <w:rPr>
-                <w:rFonts w:ascii="Arial" w:hAnsi="Arial" w:cs="Arial"/>
-                <w:sz w:val="20"/>
-                <w:szCs w:val="20"/>
-              </w:rPr>
-              <w:t xml:space="preserve"> </w:t>
-            </w:r>
-            <w:proofErr w:type="spellStart"/>
-            <w:r>
-              <w:rPr>
-                <w:rFonts w:ascii="Arial" w:hAnsi="Arial" w:cs="Arial"/>
-                <w:sz w:val="20"/>
-                <w:szCs w:val="20"/>
-              </w:rPr>
-              <w:t>mumki</w:t>
-            </w:r>
-            <w:r>
-              <w:rPr>
-                <w:rFonts w:ascii="Arial" w:hAnsi="Arial" w:cs="Arial"/>
-                <w:sz w:val="20"/>
-                <w:szCs w:val="20"/>
-              </w:rPr>
-              <w:t>n</w:t>
-            </w:r>
-            <w:proofErr w:type="spellEnd"/>
-            <w:r>
-              <w:rPr>
-                <w:rFonts w:ascii="Arial" w:hAnsi="Arial" w:cs="Arial"/>
-                <w:sz w:val="20"/>
-                <w:szCs w:val="20"/>
-              </w:rPr>
-              <w:t>.</w:t>
+              <w:t>Experience uchun VIF qiymati 6.30 ni tashkil etdi, bu esa ushbu o'zgaruvchi boshqa variablelar  bilan o'rtacha darajada bog'langanligini bildiradi. Biroq, barcha VIF qiymatlari 10 dan past bo'lganligi sababli, modelda jiddiy multicollinearity muammosi mavjud emas va regressiya natijalari ishonchli deb hisoblanishi mumkin.</w:t>
             </w:r>
           </w:p>
         </w:tc>
@@ -9226,6 +7966,9 @@
               <w:spacing w:after="40"/>
             </w:pPr>
             <w:r>
+              <w:rPr>
+                <w:noProof/>
+              </w:rPr>
               <w:drawing>
                 <wp:inline distT="0" distB="0" distL="0" distR="0" wp14:anchorId="2382E31F" wp14:editId="745F811D">
                   <wp:extent cx="2639060" cy="1634164"/>
@@ -9279,6 +8022,7 @@
                 <w:rFonts w:ascii="Calibri" w:hAnsi="Calibri" w:cs="Calibri"/>
                 <w:i/>
                 <w:iCs/>
+                <w:noProof/>
                 <w:color w:val="000000"/>
                 <w:sz w:val="22"/>
                 <w:szCs w:val="22"/>
@@ -9324,6 +8068,7 @@
                 <w:rFonts w:ascii="Calibri" w:hAnsi="Calibri" w:cs="Calibri"/>
                 <w:i/>
                 <w:iCs/>
+                <w:noProof/>
                 <w:color w:val="000000"/>
                 <w:sz w:val="22"/>
                 <w:szCs w:val="22"/>
@@ -9377,6 +8122,9 @@
               </w:rPr>
             </w:pPr>
             <w:r>
+              <w:rPr>
+                <w:noProof/>
+              </w:rPr>
               <w:drawing>
                 <wp:inline distT="0" distB="0" distL="0" distR="0" wp14:anchorId="263059A5" wp14:editId="63178F58">
                   <wp:extent cx="2680855" cy="643857"/>
@@ -9535,589 +8283,31 @@
                 <w:sz w:val="18"/>
                 <w:szCs w:val="18"/>
               </w:rPr>
-              <w:t xml:space="preserve">Residual Plot </w:t>
-            </w:r>
-            <w:proofErr w:type="spellStart"/>
+              <w:t xml:space="preserve">Residual Plot tahlili natijasida, data Residual chizig’I atrofida linear bog’liqlik aniqlandi. Grafikda ko’rinishicha, Experience oshgani sari Salary ham oshib boryabti. </w:t>
+            </w:r>
             <w:r>
               <w:rPr>
                 <w:rFonts w:ascii="Arial" w:hAnsi="Arial" w:cs="Arial"/>
                 <w:sz w:val="18"/>
                 <w:szCs w:val="18"/>
               </w:rPr>
-              <w:t>tahlili</w:t>
-            </w:r>
-            <w:proofErr w:type="spellEnd"/>
+              <w:t xml:space="preserve">Predicted values Actual values bilan to’g’ri mos kelgani uchun, umumiy jihatdan modal ma’lumotlarga mos keladi. Lekin trend o’sgan qismida biroz tarqoqlik bor. Bu esa juda kichik </w:t>
+            </w:r>
             <w:r>
               <w:rPr>
                 <w:rFonts w:ascii="Arial" w:hAnsi="Arial" w:cs="Arial"/>
                 <w:sz w:val="18"/>
                 <w:szCs w:val="18"/>
               </w:rPr>
-              <w:t xml:space="preserve"> </w:t>
-            </w:r>
-            <w:proofErr w:type="spellStart"/>
+              <w:t>heteroscedasticity</w:t>
+            </w:r>
             <w:r>
               <w:rPr>
                 <w:rFonts w:ascii="Arial" w:hAnsi="Arial" w:cs="Arial"/>
                 <w:sz w:val="18"/>
                 <w:szCs w:val="18"/>
               </w:rPr>
-              <w:t>natijasida</w:t>
-            </w:r>
-            <w:proofErr w:type="spellEnd"/>
-            <w:r>
-              <w:rPr>
-                <w:rFonts w:ascii="Arial" w:hAnsi="Arial" w:cs="Arial"/>
-                <w:sz w:val="18"/>
-                <w:szCs w:val="18"/>
-              </w:rPr>
-              <w:t xml:space="preserve">, data Residual </w:t>
-            </w:r>
-            <w:proofErr w:type="spellStart"/>
-            <w:r>
-              <w:rPr>
-                <w:rFonts w:ascii="Arial" w:hAnsi="Arial" w:cs="Arial"/>
-                <w:sz w:val="18"/>
-                <w:szCs w:val="18"/>
-              </w:rPr>
-              <w:t>chizig’I</w:t>
-            </w:r>
-            <w:proofErr w:type="spellEnd"/>
-            <w:r>
-              <w:rPr>
-                <w:rFonts w:ascii="Arial" w:hAnsi="Arial" w:cs="Arial"/>
-                <w:sz w:val="18"/>
-                <w:szCs w:val="18"/>
-              </w:rPr>
-              <w:t xml:space="preserve"> </w:t>
-            </w:r>
-            <w:proofErr w:type="spellStart"/>
-            <w:r>
-              <w:rPr>
-                <w:rFonts w:ascii="Arial" w:hAnsi="Arial" w:cs="Arial"/>
-                <w:sz w:val="18"/>
-                <w:szCs w:val="18"/>
-              </w:rPr>
-              <w:t>atrofida</w:t>
-            </w:r>
-            <w:proofErr w:type="spellEnd"/>
-            <w:r>
-              <w:rPr>
-                <w:rFonts w:ascii="Arial" w:hAnsi="Arial" w:cs="Arial"/>
-                <w:sz w:val="18"/>
-                <w:szCs w:val="18"/>
-              </w:rPr>
-              <w:t xml:space="preserve"> linear </w:t>
-            </w:r>
-            <w:proofErr w:type="spellStart"/>
-            <w:r>
-              <w:rPr>
-                <w:rFonts w:ascii="Arial" w:hAnsi="Arial" w:cs="Arial"/>
-                <w:sz w:val="18"/>
-                <w:szCs w:val="18"/>
-              </w:rPr>
-              <w:t>bog’liqlik</w:t>
-            </w:r>
-            <w:proofErr w:type="spellEnd"/>
-            <w:r>
-              <w:rPr>
-                <w:rFonts w:ascii="Arial" w:hAnsi="Arial" w:cs="Arial"/>
-                <w:sz w:val="18"/>
-                <w:szCs w:val="18"/>
-              </w:rPr>
-              <w:t xml:space="preserve"> </w:t>
-            </w:r>
-            <w:proofErr w:type="spellStart"/>
-            <w:r>
-              <w:rPr>
-                <w:rFonts w:ascii="Arial" w:hAnsi="Arial" w:cs="Arial"/>
-                <w:sz w:val="18"/>
-                <w:szCs w:val="18"/>
-              </w:rPr>
-              <w:t>aniqlandi</w:t>
-            </w:r>
-            <w:proofErr w:type="spellEnd"/>
-            <w:r>
-              <w:rPr>
-                <w:rFonts w:ascii="Arial" w:hAnsi="Arial" w:cs="Arial"/>
-                <w:sz w:val="18"/>
-                <w:szCs w:val="18"/>
-              </w:rPr>
-              <w:t xml:space="preserve">. </w:t>
-            </w:r>
-            <w:proofErr w:type="spellStart"/>
-            <w:r>
-              <w:rPr>
-                <w:rFonts w:ascii="Arial" w:hAnsi="Arial" w:cs="Arial"/>
-                <w:sz w:val="18"/>
-                <w:szCs w:val="18"/>
-              </w:rPr>
-              <w:t>Grafikda</w:t>
-            </w:r>
-            <w:proofErr w:type="spellEnd"/>
-            <w:r>
-              <w:rPr>
-                <w:rFonts w:ascii="Arial" w:hAnsi="Arial" w:cs="Arial"/>
-                <w:sz w:val="18"/>
-                <w:szCs w:val="18"/>
-              </w:rPr>
-              <w:t xml:space="preserve"> </w:t>
-            </w:r>
-            <w:proofErr w:type="spellStart"/>
-            <w:r>
-              <w:rPr>
-                <w:rFonts w:ascii="Arial" w:hAnsi="Arial" w:cs="Arial"/>
-                <w:sz w:val="18"/>
-                <w:szCs w:val="18"/>
-              </w:rPr>
-              <w:t>ko’rinishicha</w:t>
-            </w:r>
-            <w:proofErr w:type="spellEnd"/>
-            <w:r>
-              <w:rPr>
-                <w:rFonts w:ascii="Arial" w:hAnsi="Arial" w:cs="Arial"/>
-                <w:sz w:val="18"/>
-                <w:szCs w:val="18"/>
-              </w:rPr>
-              <w:t xml:space="preserve">, Experience </w:t>
-            </w:r>
-            <w:proofErr w:type="spellStart"/>
-            <w:r>
-              <w:rPr>
-                <w:rFonts w:ascii="Arial" w:hAnsi="Arial" w:cs="Arial"/>
-                <w:sz w:val="18"/>
-                <w:szCs w:val="18"/>
-              </w:rPr>
-              <w:t>oshgani</w:t>
-            </w:r>
-            <w:proofErr w:type="spellEnd"/>
-            <w:r>
-              <w:rPr>
-                <w:rFonts w:ascii="Arial" w:hAnsi="Arial" w:cs="Arial"/>
-                <w:sz w:val="18"/>
-                <w:szCs w:val="18"/>
-              </w:rPr>
-              <w:t xml:space="preserve"> sari Salary ham </w:t>
-            </w:r>
-            <w:proofErr w:type="spellStart"/>
-            <w:r>
-              <w:rPr>
-                <w:rFonts w:ascii="Arial" w:hAnsi="Arial" w:cs="Arial"/>
-                <w:sz w:val="18"/>
-                <w:szCs w:val="18"/>
-              </w:rPr>
-              <w:t>oshib</w:t>
-            </w:r>
-            <w:proofErr w:type="spellEnd"/>
-            <w:r>
-              <w:rPr>
-                <w:rFonts w:ascii="Arial" w:hAnsi="Arial" w:cs="Arial"/>
-                <w:sz w:val="18"/>
-                <w:szCs w:val="18"/>
-              </w:rPr>
-              <w:t xml:space="preserve"> </w:t>
-            </w:r>
-            <w:proofErr w:type="spellStart"/>
-            <w:r>
-              <w:rPr>
-                <w:rFonts w:ascii="Arial" w:hAnsi="Arial" w:cs="Arial"/>
-                <w:sz w:val="18"/>
-                <w:szCs w:val="18"/>
-              </w:rPr>
-              <w:t>boryabti</w:t>
-            </w:r>
-            <w:proofErr w:type="spellEnd"/>
-            <w:r>
-              <w:rPr>
-                <w:rFonts w:ascii="Arial" w:hAnsi="Arial" w:cs="Arial"/>
-                <w:sz w:val="18"/>
-                <w:szCs w:val="18"/>
-              </w:rPr>
-              <w:t xml:space="preserve">. </w:t>
-            </w:r>
-            <w:r>
-              <w:rPr>
-                <w:rFonts w:ascii="Arial" w:hAnsi="Arial" w:cs="Arial"/>
-                <w:sz w:val="18"/>
-                <w:szCs w:val="18"/>
-              </w:rPr>
-              <w:t xml:space="preserve">Predicted values Actual values </w:t>
-            </w:r>
-            <w:proofErr w:type="spellStart"/>
-            <w:r>
-              <w:rPr>
-                <w:rFonts w:ascii="Arial" w:hAnsi="Arial" w:cs="Arial"/>
-                <w:sz w:val="18"/>
-                <w:szCs w:val="18"/>
-              </w:rPr>
-              <w:t>bilan</w:t>
-            </w:r>
-            <w:proofErr w:type="spellEnd"/>
-            <w:r>
-              <w:rPr>
-                <w:rFonts w:ascii="Arial" w:hAnsi="Arial" w:cs="Arial"/>
-                <w:sz w:val="18"/>
-                <w:szCs w:val="18"/>
-              </w:rPr>
-              <w:t xml:space="preserve"> </w:t>
-            </w:r>
-            <w:proofErr w:type="spellStart"/>
-            <w:r>
-              <w:rPr>
-                <w:rFonts w:ascii="Arial" w:hAnsi="Arial" w:cs="Arial"/>
-                <w:sz w:val="18"/>
-                <w:szCs w:val="18"/>
-              </w:rPr>
-              <w:t>to’g’ri</w:t>
-            </w:r>
-            <w:proofErr w:type="spellEnd"/>
-            <w:r>
-              <w:rPr>
-                <w:rFonts w:ascii="Arial" w:hAnsi="Arial" w:cs="Arial"/>
-                <w:sz w:val="18"/>
-                <w:szCs w:val="18"/>
-              </w:rPr>
-              <w:t xml:space="preserve"> </w:t>
-            </w:r>
-            <w:proofErr w:type="spellStart"/>
-            <w:r>
-              <w:rPr>
-                <w:rFonts w:ascii="Arial" w:hAnsi="Arial" w:cs="Arial"/>
-                <w:sz w:val="18"/>
-                <w:szCs w:val="18"/>
-              </w:rPr>
-              <w:t>mos</w:t>
-            </w:r>
-            <w:proofErr w:type="spellEnd"/>
-            <w:r>
-              <w:rPr>
-                <w:rFonts w:ascii="Arial" w:hAnsi="Arial" w:cs="Arial"/>
-                <w:sz w:val="18"/>
-                <w:szCs w:val="18"/>
-              </w:rPr>
-              <w:t xml:space="preserve"> </w:t>
-            </w:r>
-            <w:proofErr w:type="spellStart"/>
-            <w:r>
-              <w:rPr>
-                <w:rFonts w:ascii="Arial" w:hAnsi="Arial" w:cs="Arial"/>
-                <w:sz w:val="18"/>
-                <w:szCs w:val="18"/>
-              </w:rPr>
-              <w:t>kelgani</w:t>
-            </w:r>
-            <w:proofErr w:type="spellEnd"/>
-            <w:r>
-              <w:rPr>
-                <w:rFonts w:ascii="Arial" w:hAnsi="Arial" w:cs="Arial"/>
-                <w:sz w:val="18"/>
-                <w:szCs w:val="18"/>
-              </w:rPr>
-              <w:t xml:space="preserve"> </w:t>
-            </w:r>
-            <w:proofErr w:type="spellStart"/>
-            <w:r>
-              <w:rPr>
-                <w:rFonts w:ascii="Arial" w:hAnsi="Arial" w:cs="Arial"/>
-                <w:sz w:val="18"/>
-                <w:szCs w:val="18"/>
-              </w:rPr>
-              <w:t>uchun</w:t>
-            </w:r>
-            <w:proofErr w:type="spellEnd"/>
-            <w:r>
-              <w:rPr>
-                <w:rFonts w:ascii="Arial" w:hAnsi="Arial" w:cs="Arial"/>
-                <w:sz w:val="18"/>
-                <w:szCs w:val="18"/>
-              </w:rPr>
-              <w:t xml:space="preserve">, </w:t>
-            </w:r>
-            <w:proofErr w:type="spellStart"/>
-            <w:r>
-              <w:rPr>
-                <w:rFonts w:ascii="Arial" w:hAnsi="Arial" w:cs="Arial"/>
-                <w:sz w:val="18"/>
-                <w:szCs w:val="18"/>
-              </w:rPr>
-              <w:t>umumiy</w:t>
-            </w:r>
-            <w:proofErr w:type="spellEnd"/>
-            <w:r>
-              <w:rPr>
-                <w:rFonts w:ascii="Arial" w:hAnsi="Arial" w:cs="Arial"/>
-                <w:sz w:val="18"/>
-                <w:szCs w:val="18"/>
-              </w:rPr>
-              <w:t xml:space="preserve"> </w:t>
-            </w:r>
-            <w:proofErr w:type="spellStart"/>
-            <w:r>
-              <w:rPr>
-                <w:rFonts w:ascii="Arial" w:hAnsi="Arial" w:cs="Arial"/>
-                <w:sz w:val="18"/>
-                <w:szCs w:val="18"/>
-              </w:rPr>
-              <w:t>jihatdan</w:t>
-            </w:r>
-            <w:proofErr w:type="spellEnd"/>
-            <w:r>
-              <w:rPr>
-                <w:rFonts w:ascii="Arial" w:hAnsi="Arial" w:cs="Arial"/>
-                <w:sz w:val="18"/>
-                <w:szCs w:val="18"/>
-              </w:rPr>
-              <w:t xml:space="preserve"> modal </w:t>
-            </w:r>
-            <w:proofErr w:type="spellStart"/>
-            <w:r>
-              <w:rPr>
-                <w:rFonts w:ascii="Arial" w:hAnsi="Arial" w:cs="Arial"/>
-                <w:sz w:val="18"/>
-                <w:szCs w:val="18"/>
-              </w:rPr>
-              <w:t>ma’lumotlarga</w:t>
-            </w:r>
-            <w:proofErr w:type="spellEnd"/>
-            <w:r>
-              <w:rPr>
-                <w:rFonts w:ascii="Arial" w:hAnsi="Arial" w:cs="Arial"/>
-                <w:sz w:val="18"/>
-                <w:szCs w:val="18"/>
-              </w:rPr>
-              <w:t xml:space="preserve"> </w:t>
-            </w:r>
-            <w:proofErr w:type="spellStart"/>
-            <w:r>
-              <w:rPr>
-                <w:rFonts w:ascii="Arial" w:hAnsi="Arial" w:cs="Arial"/>
-                <w:sz w:val="18"/>
-                <w:szCs w:val="18"/>
-              </w:rPr>
-              <w:t>mos</w:t>
-            </w:r>
-            <w:proofErr w:type="spellEnd"/>
-            <w:r>
-              <w:rPr>
-                <w:rFonts w:ascii="Arial" w:hAnsi="Arial" w:cs="Arial"/>
-                <w:sz w:val="18"/>
-                <w:szCs w:val="18"/>
-              </w:rPr>
-              <w:t xml:space="preserve"> </w:t>
-            </w:r>
-            <w:proofErr w:type="spellStart"/>
-            <w:r>
-              <w:rPr>
-                <w:rFonts w:ascii="Arial" w:hAnsi="Arial" w:cs="Arial"/>
-                <w:sz w:val="18"/>
-                <w:szCs w:val="18"/>
-              </w:rPr>
-              <w:t>keladi</w:t>
-            </w:r>
-            <w:proofErr w:type="spellEnd"/>
-            <w:r>
-              <w:rPr>
-                <w:rFonts w:ascii="Arial" w:hAnsi="Arial" w:cs="Arial"/>
-                <w:sz w:val="18"/>
-                <w:szCs w:val="18"/>
-              </w:rPr>
-              <w:t xml:space="preserve">. Lekin trend </w:t>
-            </w:r>
-            <w:proofErr w:type="spellStart"/>
-            <w:r>
-              <w:rPr>
-                <w:rFonts w:ascii="Arial" w:hAnsi="Arial" w:cs="Arial"/>
-                <w:sz w:val="18"/>
-                <w:szCs w:val="18"/>
-              </w:rPr>
-              <w:t>o’sgan</w:t>
-            </w:r>
-            <w:proofErr w:type="spellEnd"/>
-            <w:r>
-              <w:rPr>
-                <w:rFonts w:ascii="Arial" w:hAnsi="Arial" w:cs="Arial"/>
-                <w:sz w:val="18"/>
-                <w:szCs w:val="18"/>
-              </w:rPr>
-              <w:t xml:space="preserve"> </w:t>
-            </w:r>
-            <w:proofErr w:type="spellStart"/>
-            <w:r>
-              <w:rPr>
-                <w:rFonts w:ascii="Arial" w:hAnsi="Arial" w:cs="Arial"/>
-                <w:sz w:val="18"/>
-                <w:szCs w:val="18"/>
-              </w:rPr>
-              <w:t>qismida</w:t>
-            </w:r>
-            <w:proofErr w:type="spellEnd"/>
-            <w:r>
-              <w:rPr>
-                <w:rFonts w:ascii="Arial" w:hAnsi="Arial" w:cs="Arial"/>
-                <w:sz w:val="18"/>
-                <w:szCs w:val="18"/>
-              </w:rPr>
-              <w:t xml:space="preserve"> </w:t>
-            </w:r>
-            <w:proofErr w:type="spellStart"/>
-            <w:r>
-              <w:rPr>
-                <w:rFonts w:ascii="Arial" w:hAnsi="Arial" w:cs="Arial"/>
-                <w:sz w:val="18"/>
-                <w:szCs w:val="18"/>
-              </w:rPr>
-              <w:t>biroz</w:t>
-            </w:r>
-            <w:proofErr w:type="spellEnd"/>
-            <w:r>
-              <w:rPr>
-                <w:rFonts w:ascii="Arial" w:hAnsi="Arial" w:cs="Arial"/>
-                <w:sz w:val="18"/>
-                <w:szCs w:val="18"/>
-              </w:rPr>
-              <w:t xml:space="preserve"> </w:t>
-            </w:r>
-            <w:proofErr w:type="spellStart"/>
-            <w:r>
-              <w:rPr>
-                <w:rFonts w:ascii="Arial" w:hAnsi="Arial" w:cs="Arial"/>
-                <w:sz w:val="18"/>
-                <w:szCs w:val="18"/>
-              </w:rPr>
-              <w:t>tarqoqlik</w:t>
-            </w:r>
-            <w:proofErr w:type="spellEnd"/>
-            <w:r>
-              <w:rPr>
-                <w:rFonts w:ascii="Arial" w:hAnsi="Arial" w:cs="Arial"/>
-                <w:sz w:val="18"/>
-                <w:szCs w:val="18"/>
-              </w:rPr>
-              <w:t xml:space="preserve"> bor. Bu </w:t>
-            </w:r>
-            <w:proofErr w:type="spellStart"/>
-            <w:r>
-              <w:rPr>
-                <w:rFonts w:ascii="Arial" w:hAnsi="Arial" w:cs="Arial"/>
-                <w:sz w:val="18"/>
-                <w:szCs w:val="18"/>
-              </w:rPr>
-              <w:t>esa</w:t>
-            </w:r>
-            <w:proofErr w:type="spellEnd"/>
-            <w:r>
-              <w:rPr>
-                <w:rFonts w:ascii="Arial" w:hAnsi="Arial" w:cs="Arial"/>
-                <w:sz w:val="18"/>
-                <w:szCs w:val="18"/>
-              </w:rPr>
-              <w:t xml:space="preserve"> </w:t>
-            </w:r>
-            <w:proofErr w:type="spellStart"/>
-            <w:r>
-              <w:rPr>
-                <w:rFonts w:ascii="Arial" w:hAnsi="Arial" w:cs="Arial"/>
-                <w:sz w:val="18"/>
-                <w:szCs w:val="18"/>
-              </w:rPr>
-              <w:t>juda</w:t>
-            </w:r>
-            <w:proofErr w:type="spellEnd"/>
-            <w:r>
-              <w:rPr>
-                <w:rFonts w:ascii="Arial" w:hAnsi="Arial" w:cs="Arial"/>
-                <w:sz w:val="18"/>
-                <w:szCs w:val="18"/>
-              </w:rPr>
-              <w:t xml:space="preserve"> </w:t>
-            </w:r>
-            <w:proofErr w:type="spellStart"/>
-            <w:r>
-              <w:rPr>
-                <w:rFonts w:ascii="Arial" w:hAnsi="Arial" w:cs="Arial"/>
-                <w:sz w:val="18"/>
-                <w:szCs w:val="18"/>
-              </w:rPr>
-              <w:t>kichik</w:t>
-            </w:r>
-            <w:proofErr w:type="spellEnd"/>
-            <w:r>
-              <w:rPr>
-                <w:rFonts w:ascii="Arial" w:hAnsi="Arial" w:cs="Arial"/>
-                <w:sz w:val="18"/>
-                <w:szCs w:val="18"/>
-              </w:rPr>
-              <w:t xml:space="preserve"> </w:t>
-            </w:r>
-            <w:r>
-              <w:rPr>
-                <w:rFonts w:ascii="Arial" w:hAnsi="Arial" w:cs="Arial"/>
-                <w:sz w:val="18"/>
-                <w:szCs w:val="18"/>
-              </w:rPr>
-              <w:t>heteroscedasticity</w:t>
-            </w:r>
-            <w:r>
-              <w:rPr>
-                <w:rFonts w:ascii="Arial" w:hAnsi="Arial" w:cs="Arial"/>
-                <w:sz w:val="18"/>
-                <w:szCs w:val="18"/>
-              </w:rPr>
-              <w:t xml:space="preserve"> </w:t>
-            </w:r>
-            <w:proofErr w:type="spellStart"/>
-            <w:r>
-              <w:rPr>
-                <w:rFonts w:ascii="Arial" w:hAnsi="Arial" w:cs="Arial"/>
-                <w:sz w:val="18"/>
-                <w:szCs w:val="18"/>
-              </w:rPr>
-              <w:t>mavjudligini</w:t>
-            </w:r>
-            <w:proofErr w:type="spellEnd"/>
-            <w:r>
-              <w:rPr>
-                <w:rFonts w:ascii="Arial" w:hAnsi="Arial" w:cs="Arial"/>
-                <w:sz w:val="18"/>
-                <w:szCs w:val="18"/>
-              </w:rPr>
-              <w:t xml:space="preserve"> </w:t>
-            </w:r>
-            <w:proofErr w:type="spellStart"/>
-            <w:r>
-              <w:rPr>
-                <w:rFonts w:ascii="Arial" w:hAnsi="Arial" w:cs="Arial"/>
-                <w:sz w:val="18"/>
-                <w:szCs w:val="18"/>
-              </w:rPr>
-              <w:t>bildirishi</w:t>
-            </w:r>
-            <w:proofErr w:type="spellEnd"/>
-            <w:r>
-              <w:rPr>
-                <w:rFonts w:ascii="Arial" w:hAnsi="Arial" w:cs="Arial"/>
-                <w:sz w:val="18"/>
-                <w:szCs w:val="18"/>
-              </w:rPr>
-              <w:t xml:space="preserve"> </w:t>
-            </w:r>
-            <w:proofErr w:type="spellStart"/>
-            <w:r>
-              <w:rPr>
-                <w:rFonts w:ascii="Arial" w:hAnsi="Arial" w:cs="Arial"/>
-                <w:sz w:val="18"/>
-                <w:szCs w:val="18"/>
-              </w:rPr>
-              <w:t>mumkin</w:t>
-            </w:r>
-            <w:proofErr w:type="spellEnd"/>
-            <w:r>
-              <w:rPr>
-                <w:rFonts w:ascii="Arial" w:hAnsi="Arial" w:cs="Arial"/>
-                <w:sz w:val="18"/>
-                <w:szCs w:val="18"/>
-              </w:rPr>
-              <w:t>.</w:t>
+              <w:t xml:space="preserve"> mavjudligini bildirishi mumkin.</w:t>
             </w:r>
           </w:p>
         </w:tc>
@@ -10240,12 +8430,6 @@
         <w:gridCol w:w="5660"/>
       </w:tblGrid>
       <w:tr>
-        <w:tblPrEx>
-          <w:tblCellMar>
-            <w:top w:w="0" w:type="dxa"/>
-            <w:bottom w:w="0" w:type="dxa"/>
-          </w:tblCellMar>
-        </w:tblPrEx>
         <w:tc>
           <w:tcPr>
             <w:tcW w:w="4440" w:type="dxa"/>
@@ -10264,7 +8448,6 @@
             </w:tcMar>
           </w:tcPr>
           <w:p>
-            <w:proofErr w:type="spellStart"/>
             <w:r>
               <w:rPr>
                 <w:rFonts w:ascii="Segoe UI Emoji" w:eastAsia="Arial" w:hAnsi="Segoe UI Emoji" w:cs="Segoe UI Emoji"/>
@@ -10276,7 +8459,6 @@
               </w:rPr>
               <w:t>Interpritation</w:t>
             </w:r>
-            <w:proofErr w:type="spellEnd"/>
           </w:p>
         </w:tc>
         <w:tc>
@@ -10312,12 +8494,6 @@
         </w:tc>
       </w:tr>
       <w:tr>
-        <w:tblPrEx>
-          <w:tblCellMar>
-            <w:top w:w="0" w:type="dxa"/>
-            <w:bottom w:w="0" w:type="dxa"/>
-          </w:tblCellMar>
-        </w:tblPrEx>
         <w:tc>
           <w:tcPr>
             <w:tcW w:w="4440" w:type="dxa"/>
@@ -10350,349 +8526,7 @@
                 <w:sz w:val="20"/>
                 <w:szCs w:val="20"/>
               </w:rPr>
-              <w:t xml:space="preserve">Month </w:t>
-            </w:r>
-            <w:proofErr w:type="spellStart"/>
-            <w:r>
-              <w:rPr>
-                <w:rFonts w:ascii="Arial" w:hAnsi="Arial" w:cs="Arial"/>
-                <w:sz w:val="20"/>
-                <w:szCs w:val="20"/>
-              </w:rPr>
-              <w:t>bo’yicha</w:t>
-            </w:r>
-            <w:proofErr w:type="spellEnd"/>
-            <w:r>
-              <w:rPr>
-                <w:rFonts w:ascii="Arial" w:hAnsi="Arial" w:cs="Arial"/>
-                <w:sz w:val="20"/>
-                <w:szCs w:val="20"/>
-              </w:rPr>
-              <w:t xml:space="preserve"> Sales </w:t>
-            </w:r>
-            <w:proofErr w:type="spellStart"/>
-            <w:r>
-              <w:rPr>
-                <w:rFonts w:ascii="Arial" w:hAnsi="Arial" w:cs="Arial"/>
-                <w:sz w:val="20"/>
-                <w:szCs w:val="20"/>
-              </w:rPr>
-              <w:t>tahlil</w:t>
-            </w:r>
-            <w:proofErr w:type="spellEnd"/>
-            <w:r>
-              <w:rPr>
-                <w:rFonts w:ascii="Arial" w:hAnsi="Arial" w:cs="Arial"/>
-                <w:sz w:val="20"/>
-                <w:szCs w:val="20"/>
-              </w:rPr>
-              <w:t xml:space="preserve"> </w:t>
-            </w:r>
-            <w:proofErr w:type="spellStart"/>
-            <w:r>
-              <w:rPr>
-                <w:rFonts w:ascii="Arial" w:hAnsi="Arial" w:cs="Arial"/>
-                <w:sz w:val="20"/>
-                <w:szCs w:val="20"/>
-              </w:rPr>
-              <w:t>qilinganda</w:t>
-            </w:r>
-            <w:proofErr w:type="spellEnd"/>
-            <w:r>
-              <w:rPr>
-                <w:rFonts w:ascii="Arial" w:hAnsi="Arial" w:cs="Arial"/>
-                <w:sz w:val="20"/>
-                <w:szCs w:val="20"/>
-              </w:rPr>
-              <w:t xml:space="preserve">, </w:t>
-            </w:r>
-            <w:proofErr w:type="spellStart"/>
-            <w:r>
-              <w:rPr>
-                <w:rFonts w:ascii="Arial" w:hAnsi="Arial" w:cs="Arial"/>
-                <w:sz w:val="20"/>
-                <w:szCs w:val="20"/>
-              </w:rPr>
-              <w:t>o’sish</w:t>
-            </w:r>
-            <w:proofErr w:type="spellEnd"/>
-            <w:r>
-              <w:rPr>
-                <w:rFonts w:ascii="Arial" w:hAnsi="Arial" w:cs="Arial"/>
-                <w:sz w:val="20"/>
-                <w:szCs w:val="20"/>
-              </w:rPr>
-              <w:t xml:space="preserve"> </w:t>
-            </w:r>
-            <w:proofErr w:type="spellStart"/>
-            <w:r>
-              <w:rPr>
-                <w:rFonts w:ascii="Arial" w:hAnsi="Arial" w:cs="Arial"/>
-                <w:sz w:val="20"/>
-                <w:szCs w:val="20"/>
-              </w:rPr>
-              <w:t>kuzatildi</w:t>
-            </w:r>
-            <w:proofErr w:type="spellEnd"/>
-            <w:r>
-              <w:rPr>
-                <w:rFonts w:ascii="Arial" w:hAnsi="Arial" w:cs="Arial"/>
-                <w:sz w:val="20"/>
-                <w:szCs w:val="20"/>
-              </w:rPr>
-              <w:t xml:space="preserve">. </w:t>
-            </w:r>
-            <w:proofErr w:type="spellStart"/>
-            <w:r>
-              <w:rPr>
-                <w:rFonts w:ascii="Arial" w:hAnsi="Arial" w:cs="Arial"/>
-                <w:sz w:val="20"/>
-                <w:szCs w:val="20"/>
-              </w:rPr>
-              <w:t>Grafik</w:t>
-            </w:r>
-            <w:proofErr w:type="spellEnd"/>
-            <w:r>
-              <w:rPr>
-                <w:rFonts w:ascii="Arial" w:hAnsi="Arial" w:cs="Arial"/>
-                <w:sz w:val="20"/>
-                <w:szCs w:val="20"/>
-              </w:rPr>
-              <w:t xml:space="preserve"> 2022-2026-yilgacha </w:t>
-            </w:r>
-            <w:proofErr w:type="spellStart"/>
-            <w:r>
-              <w:rPr>
-                <w:rFonts w:ascii="Arial" w:hAnsi="Arial" w:cs="Arial"/>
-                <w:sz w:val="20"/>
-                <w:szCs w:val="20"/>
-              </w:rPr>
-              <w:t>bo’lgan</w:t>
-            </w:r>
-            <w:proofErr w:type="spellEnd"/>
-            <w:r>
-              <w:rPr>
-                <w:rFonts w:ascii="Arial" w:hAnsi="Arial" w:cs="Arial"/>
-                <w:sz w:val="20"/>
-                <w:szCs w:val="20"/>
-              </w:rPr>
-              <w:t xml:space="preserve"> </w:t>
-            </w:r>
-            <w:proofErr w:type="spellStart"/>
-            <w:r>
-              <w:rPr>
-                <w:rFonts w:ascii="Arial" w:hAnsi="Arial" w:cs="Arial"/>
-                <w:sz w:val="20"/>
-                <w:szCs w:val="20"/>
-              </w:rPr>
-              <w:t>davrni</w:t>
-            </w:r>
-            <w:proofErr w:type="spellEnd"/>
-            <w:r>
-              <w:rPr>
-                <w:rFonts w:ascii="Arial" w:hAnsi="Arial" w:cs="Arial"/>
-                <w:sz w:val="20"/>
-                <w:szCs w:val="20"/>
-              </w:rPr>
-              <w:t xml:space="preserve"> </w:t>
-            </w:r>
-            <w:proofErr w:type="spellStart"/>
-            <w:r>
-              <w:rPr>
-                <w:rFonts w:ascii="Arial" w:hAnsi="Arial" w:cs="Arial"/>
-                <w:sz w:val="20"/>
-                <w:szCs w:val="20"/>
-              </w:rPr>
-              <w:t>qamrab</w:t>
-            </w:r>
-            <w:proofErr w:type="spellEnd"/>
-            <w:r>
-              <w:rPr>
-                <w:rFonts w:ascii="Arial" w:hAnsi="Arial" w:cs="Arial"/>
-                <w:sz w:val="20"/>
-                <w:szCs w:val="20"/>
-              </w:rPr>
-              <w:t xml:space="preserve"> </w:t>
-            </w:r>
-            <w:proofErr w:type="spellStart"/>
-            <w:r>
-              <w:rPr>
-                <w:rFonts w:ascii="Arial" w:hAnsi="Arial" w:cs="Arial"/>
-                <w:sz w:val="20"/>
-                <w:szCs w:val="20"/>
-              </w:rPr>
-              <w:t>oladi</w:t>
-            </w:r>
-            <w:proofErr w:type="spellEnd"/>
-            <w:r>
-              <w:rPr>
-                <w:rFonts w:ascii="Arial" w:hAnsi="Arial" w:cs="Arial"/>
-                <w:sz w:val="20"/>
-                <w:szCs w:val="20"/>
-              </w:rPr>
-              <w:t xml:space="preserve">. 2022-yil </w:t>
-            </w:r>
-            <w:proofErr w:type="spellStart"/>
-            <w:r>
-              <w:rPr>
-                <w:rFonts w:ascii="Arial" w:hAnsi="Arial" w:cs="Arial"/>
-                <w:sz w:val="20"/>
-                <w:szCs w:val="20"/>
-              </w:rPr>
-              <w:t>boshida</w:t>
-            </w:r>
-            <w:proofErr w:type="spellEnd"/>
-            <w:r>
-              <w:rPr>
-                <w:rFonts w:ascii="Arial" w:hAnsi="Arial" w:cs="Arial"/>
-                <w:sz w:val="20"/>
-                <w:szCs w:val="20"/>
-              </w:rPr>
-              <w:t xml:space="preserve"> Sales 90000 </w:t>
-            </w:r>
-            <w:proofErr w:type="spellStart"/>
-            <w:r>
-              <w:rPr>
-                <w:rFonts w:ascii="Arial" w:hAnsi="Arial" w:cs="Arial"/>
-                <w:sz w:val="20"/>
-                <w:szCs w:val="20"/>
-              </w:rPr>
-              <w:t>bo’lsa</w:t>
-            </w:r>
-            <w:proofErr w:type="spellEnd"/>
-            <w:r>
-              <w:rPr>
-                <w:rFonts w:ascii="Arial" w:hAnsi="Arial" w:cs="Arial"/>
-                <w:sz w:val="20"/>
-                <w:szCs w:val="20"/>
-              </w:rPr>
-              <w:t xml:space="preserve"> </w:t>
-            </w:r>
-            <w:proofErr w:type="spellStart"/>
-            <w:r>
-              <w:rPr>
-                <w:rFonts w:ascii="Arial" w:hAnsi="Arial" w:cs="Arial"/>
-                <w:sz w:val="20"/>
-                <w:szCs w:val="20"/>
-              </w:rPr>
-              <w:t>yil</w:t>
-            </w:r>
-            <w:proofErr w:type="spellEnd"/>
-            <w:r>
-              <w:rPr>
-                <w:rFonts w:ascii="Arial" w:hAnsi="Arial" w:cs="Arial"/>
-                <w:sz w:val="20"/>
-                <w:szCs w:val="20"/>
-              </w:rPr>
-              <w:t xml:space="preserve"> </w:t>
-            </w:r>
-            <w:proofErr w:type="spellStart"/>
-            <w:r>
-              <w:rPr>
-                <w:rFonts w:ascii="Arial" w:hAnsi="Arial" w:cs="Arial"/>
-                <w:sz w:val="20"/>
-                <w:szCs w:val="20"/>
-              </w:rPr>
-              <w:t>ohiriga</w:t>
-            </w:r>
-            <w:proofErr w:type="spellEnd"/>
-            <w:r>
-              <w:rPr>
-                <w:rFonts w:ascii="Arial" w:hAnsi="Arial" w:cs="Arial"/>
-                <w:sz w:val="20"/>
-                <w:szCs w:val="20"/>
-              </w:rPr>
-              <w:t xml:space="preserve"> </w:t>
-            </w:r>
-            <w:proofErr w:type="spellStart"/>
-            <w:r>
-              <w:rPr>
-                <w:rFonts w:ascii="Arial" w:hAnsi="Arial" w:cs="Arial"/>
-                <w:sz w:val="20"/>
-                <w:szCs w:val="20"/>
-              </w:rPr>
-              <w:t>kelib</w:t>
-            </w:r>
-            <w:proofErr w:type="spellEnd"/>
-            <w:r>
-              <w:rPr>
-                <w:rFonts w:ascii="Arial" w:hAnsi="Arial" w:cs="Arial"/>
-                <w:sz w:val="20"/>
-                <w:szCs w:val="20"/>
-              </w:rPr>
-              <w:t xml:space="preserve"> </w:t>
-            </w:r>
-            <w:proofErr w:type="spellStart"/>
-            <w:r>
-              <w:rPr>
-                <w:rFonts w:ascii="Arial" w:hAnsi="Arial" w:cs="Arial"/>
-                <w:sz w:val="20"/>
-                <w:szCs w:val="20"/>
-              </w:rPr>
-              <w:t>bu</w:t>
-            </w:r>
-            <w:proofErr w:type="spellEnd"/>
-            <w:r>
-              <w:rPr>
-                <w:rFonts w:ascii="Arial" w:hAnsi="Arial" w:cs="Arial"/>
-                <w:sz w:val="20"/>
-                <w:szCs w:val="20"/>
-              </w:rPr>
-              <w:t xml:space="preserve"> </w:t>
-            </w:r>
-            <w:proofErr w:type="spellStart"/>
-            <w:r>
-              <w:rPr>
-                <w:rFonts w:ascii="Arial" w:hAnsi="Arial" w:cs="Arial"/>
-                <w:sz w:val="20"/>
-                <w:szCs w:val="20"/>
-              </w:rPr>
-              <w:t>ko’rsatgich</w:t>
-            </w:r>
-            <w:proofErr w:type="spellEnd"/>
-            <w:r>
-              <w:rPr>
-                <w:rFonts w:ascii="Arial" w:hAnsi="Arial" w:cs="Arial"/>
-                <w:sz w:val="20"/>
-                <w:szCs w:val="20"/>
-              </w:rPr>
-              <w:t xml:space="preserve"> 80000 ga </w:t>
-            </w:r>
-            <w:proofErr w:type="spellStart"/>
-            <w:r>
-              <w:rPr>
-                <w:rFonts w:ascii="Arial" w:hAnsi="Arial" w:cs="Arial"/>
-                <w:sz w:val="20"/>
-                <w:szCs w:val="20"/>
-              </w:rPr>
-              <w:t>oshib</w:t>
-            </w:r>
-            <w:proofErr w:type="spellEnd"/>
-            <w:r>
-              <w:rPr>
-                <w:rFonts w:ascii="Arial" w:hAnsi="Arial" w:cs="Arial"/>
-                <w:sz w:val="20"/>
-                <w:szCs w:val="20"/>
-              </w:rPr>
-              <w:t xml:space="preserve"> 170000 ga </w:t>
-            </w:r>
-            <w:proofErr w:type="spellStart"/>
-            <w:r>
-              <w:rPr>
-                <w:rFonts w:ascii="Arial" w:hAnsi="Arial" w:cs="Arial"/>
-                <w:sz w:val="20"/>
-                <w:szCs w:val="20"/>
-              </w:rPr>
-              <w:t>ko’tarilgan</w:t>
-            </w:r>
-            <w:proofErr w:type="spellEnd"/>
-            <w:r>
-              <w:rPr>
-                <w:rFonts w:ascii="Arial" w:hAnsi="Arial" w:cs="Arial"/>
-                <w:sz w:val="20"/>
-                <w:szCs w:val="20"/>
-              </w:rPr>
-              <w:t>.</w:t>
+              <w:t>Month bo’yicha Sales tahlil qilinganda, o’sish kuzatildi. Grafik 2022-2026-yilgacha bo’lgan davrni qamrab oladi. 2022-yil boshida Sales 90000 bo’lsa yil ohiriga kelib bu ko’rsatgich 80000 ga oshib 170000 ga ko’tarilgan.</w:t>
             </w:r>
           </w:p>
         </w:tc>
@@ -10718,6 +8552,9 @@
               <w:spacing w:after="40"/>
             </w:pPr>
             <w:r>
+              <w:rPr>
+                <w:noProof/>
+              </w:rPr>
               <w:drawing>
                 <wp:inline distT="0" distB="0" distL="0" distR="0" wp14:anchorId="2D381E46" wp14:editId="6841EBE1">
                   <wp:extent cx="3460143" cy="1953260"/>
@@ -10760,6 +8597,19 @@
     </w:tbl>
     <w:p/>
     <w:p>
+      <w:r>
+        <w:rPr>
+          <w:rFonts w:ascii="Arial" w:eastAsia="Arial" w:hAnsi="Arial" w:cs="Arial"/>
+          <w:b/>
+          <w:bCs/>
+          <w:color w:val="1F4E79"/>
+          <w:sz w:val="28"/>
+          <w:szCs w:val="28"/>
+        </w:rPr>
+        <w:t>Part 10 — Report Structure &amp; Business Recommendations</w:t>
+      </w:r>
+    </w:p>
+    <w:p>
       <w:pPr>
         <w:pStyle w:val="Heading2"/>
         <w:spacing w:before="240" w:after="120"/>
@@ -10773,7 +8623,165 @@
           <w:sz w:val="24"/>
           <w:szCs w:val="24"/>
         </w:rPr>
-        <w:t>9.2 Seasonality &amp; Decomposition</w:t>
+        <w:t>10</w:t>
+      </w:r>
+      <w:r>
+        <w:rPr>
+          <w:rFonts w:ascii="Arial" w:eastAsia="Arial" w:hAnsi="Arial" w:cs="Arial"/>
+          <w:b/>
+          <w:bCs/>
+          <w:color w:val="2E75B6"/>
+          <w:sz w:val="24"/>
+          <w:szCs w:val="24"/>
+        </w:rPr>
+        <w:t>.1</w:t>
+      </w:r>
+      <w:r>
+        <w:rPr>
+          <w:rFonts w:ascii="Arial" w:eastAsia="Arial" w:hAnsi="Arial" w:cs="Arial"/>
+          <w:b/>
+          <w:bCs/>
+          <w:color w:val="2E75B6"/>
+          <w:sz w:val="24"/>
+          <w:szCs w:val="24"/>
+        </w:rPr>
+        <w:t xml:space="preserve"> Five Business Recommendations</w:t>
+      </w:r>
+    </w:p>
+    <w:p>
+      <w:pPr>
+        <w:pStyle w:val="ListParagraph"/>
+        <w:numPr>
+          <w:ilvl w:val="0"/>
+          <w:numId w:val="10"/>
+        </w:numPr>
+        <w:spacing w:after="60" w:line="240" w:lineRule="auto"/>
+        <w:contextualSpacing w:val="0"/>
+      </w:pPr>
+      <w:r>
+        <w:rPr>
+          <w:rFonts w:ascii="Arial" w:eastAsia="Arial" w:hAnsi="Arial" w:cs="Arial"/>
+          <w:sz w:val="20"/>
+          <w:szCs w:val="20"/>
+        </w:rPr>
+        <w:t xml:space="preserve">SALARY POLICY — </w:t>
+      </w:r>
+      <w:r>
+        <w:rPr>
+          <w:rFonts w:ascii="Arial" w:eastAsia="Arial" w:hAnsi="Arial" w:cs="Arial"/>
+          <w:sz w:val="20"/>
+          <w:szCs w:val="20"/>
+        </w:rPr>
+        <w:t>Yuqoridagi o’tkizilgan tahlillar shuni ko’rsatadiki, Salaryni yuqori bo’lishi uchun eng ko’p ta’ir qiladigan omil Experience. Regression Analysisdan ham Education_Level va Age ning Salaryga tasiri kamligini, Experience esa ancha yuqori deyarli 84% tasir o’tkizyabti.</w:t>
+      </w:r>
+    </w:p>
+    <w:p>
+      <w:pPr>
+        <w:pStyle w:val="ListParagraph"/>
+        <w:numPr>
+          <w:ilvl w:val="0"/>
+          <w:numId w:val="10"/>
+        </w:numPr>
+        <w:spacing w:after="60" w:line="240" w:lineRule="auto"/>
+        <w:contextualSpacing w:val="0"/>
+      </w:pPr>
+      <w:r>
+        <w:rPr>
+          <w:rFonts w:ascii="Arial" w:eastAsia="Arial" w:hAnsi="Arial" w:cs="Arial"/>
+          <w:sz w:val="20"/>
+          <w:szCs w:val="20"/>
+        </w:rPr>
+        <w:lastRenderedPageBreak/>
+        <w:t xml:space="preserve">TRAINING PROGRAMS — </w:t>
+      </w:r>
+      <w:r>
+        <w:rPr>
+          <w:rFonts w:ascii="Arial" w:eastAsia="Arial" w:hAnsi="Arial" w:cs="Arial"/>
+          <w:sz w:val="20"/>
+          <w:szCs w:val="20"/>
+        </w:rPr>
+        <w:t xml:space="preserve"> Statistika(Paier-T Test) Training programmalarga invest qilishni isbotlamoqda. Xodimlarning programdan keying natijalari avvalgi natijalaridan yuqori. Shuning uchun, Xodimlarning Performanceni oshirish uchun Training Programlarga invest qilsihda davom et. </w:t>
+      </w:r>
+    </w:p>
+    <w:p>
+      <w:pPr>
+        <w:pStyle w:val="ListParagraph"/>
+        <w:numPr>
+          <w:ilvl w:val="0"/>
+          <w:numId w:val="10"/>
+        </w:numPr>
+        <w:spacing w:after="60" w:line="240" w:lineRule="auto"/>
+        <w:contextualSpacing w:val="0"/>
+      </w:pPr>
+      <w:r>
+        <w:rPr>
+          <w:rFonts w:ascii="Arial" w:eastAsia="Arial" w:hAnsi="Arial" w:cs="Arial"/>
+          <w:sz w:val="20"/>
+          <w:szCs w:val="20"/>
+        </w:rPr>
+        <w:t>DEPARTMENT PERFORMANCE —</w:t>
+      </w:r>
+      <w:r>
+        <w:rPr>
+          <w:rFonts w:ascii="Arial" w:eastAsia="Arial" w:hAnsi="Arial" w:cs="Arial"/>
+          <w:sz w:val="20"/>
+          <w:szCs w:val="20"/>
+        </w:rPr>
+        <w:t xml:space="preserve"> ANOVA Statistika Departmentlar o’rtasida deyarli katta farq yo’qligini isbotladi. Shuning uchun HR e’tiborni hamma departmentlarning Performanceni yanada yaxshilashga etibor berishi kerak.</w:t>
+      </w:r>
+    </w:p>
+    <w:p>
+      <w:pPr>
+        <w:pStyle w:val="ListParagraph"/>
+        <w:numPr>
+          <w:ilvl w:val="0"/>
+          <w:numId w:val="10"/>
+        </w:numPr>
+        <w:spacing w:after="60" w:line="240" w:lineRule="auto"/>
+        <w:contextualSpacing w:val="0"/>
+      </w:pPr>
+      <w:r>
+        <w:rPr>
+          <w:rFonts w:ascii="Arial" w:eastAsia="Arial" w:hAnsi="Arial" w:cs="Arial"/>
+          <w:sz w:val="20"/>
+          <w:szCs w:val="20"/>
+        </w:rPr>
+        <w:t xml:space="preserve">WEBSITE STRATEGY — </w:t>
+      </w:r>
+      <w:r>
+        <w:rPr>
+          <w:rFonts w:ascii="Arial" w:eastAsia="Arial" w:hAnsi="Arial" w:cs="Arial"/>
+          <w:sz w:val="20"/>
+          <w:szCs w:val="20"/>
+        </w:rPr>
+        <w:t>Website B ga o’tish kerak: Analiz Website B ning conversion Ratei Website A nikiga qaraganda sezilarli darajada balandligini isbotladi. Marketing jamoasi budjetni Website A ning o’rniga Website B ga sarflashi kerak.</w:t>
+      </w:r>
+    </w:p>
+    <w:p>
+      <w:pPr>
+        <w:pStyle w:val="ListParagraph"/>
+        <w:numPr>
+          <w:ilvl w:val="0"/>
+          <w:numId w:val="10"/>
+        </w:numPr>
+        <w:spacing w:after="60" w:line="240" w:lineRule="auto"/>
+        <w:contextualSpacing w:val="0"/>
+      </w:pPr>
+      <w:r>
+        <w:rPr>
+          <w:rFonts w:ascii="Arial" w:eastAsia="Arial" w:hAnsi="Arial" w:cs="Arial"/>
+          <w:sz w:val="20"/>
+          <w:szCs w:val="20"/>
+        </w:rPr>
+        <w:t xml:space="preserve">SALES FORECASTING — </w:t>
+      </w:r>
+      <w:r>
+        <w:rPr>
+          <w:rFonts w:ascii="Arial" w:eastAsia="Arial" w:hAnsi="Arial" w:cs="Arial"/>
+          <w:sz w:val="20"/>
+          <w:szCs w:val="20"/>
+        </w:rPr>
+        <w:t>Data da trendline analiz qilinganda hech qanday flactuationlar aniqlanmadi. Shu sababli seasonalitylar yo’q deb xulosa qilish mumkin. Bu es operation, working, performancega ta’sir o’tkazmaydi</w:t>
       </w:r>
     </w:p>
     <w:p/>
@@ -10790,6 +8798,60 @@
 <file path=word/numbering.xml><?xml version="1.0" encoding="utf-8"?>
 <w:numbering xmlns:wpc="http://schemas.microsoft.com/office/word/2010/wordprocessingCanvas" xmlns:cx="http://schemas.microsoft.com/office/drawing/2014/chartex" xmlns:cx1="http://schemas.microsoft.com/office/drawing/2015/9/8/chartex" xmlns:cx2="http://schemas.microsoft.com/office/drawing/2015/10/21/chartex" xmlns:cx3="http://schemas.microsoft.com/office/drawing/2016/5/9/chartex" xmlns:cx4="http://schemas.microsoft.com/office/drawing/2016/5/10/chartex" xmlns:cx5="http://schemas.microsoft.com/office/drawing/2016/5/11/chartex" xmlns:cx6="http://schemas.microsoft.com/office/drawing/2016/5/12/chartex" xmlns:cx7="http://schemas.microsoft.com/office/drawing/2016/5/13/chartex" xmlns:cx8="http://schemas.microsoft.com/office/drawing/2016/5/14/chartex" xmlns:mc="http://schemas.openxmlformats.org/markup-compatibility/2006" xmlns:aink="http://schemas.microsoft.com/office/drawing/2016/ink" xmlns:am3d="http://schemas.microsoft.com/office/drawing/2017/model3d" xmlns:o="urn:schemas-microsoft-com:office:office" xmlns:oel="http://schemas.microsoft.com/office/2019/extlst" xmlns:r="http://schemas.openxmlformats.org/officeDocument/2006/relationships" xmlns:m="http://schemas.openxmlformats.org/officeDocument/2006/math" xmlns:v="urn:schemas-microsoft-com:vml" xmlns:wp14="http://schemas.microsoft.com/office/word/2010/wordprocessingDrawing" xmlns:wp="http://schemas.openxmlformats.org/drawingml/2006/wordprocessingDrawing" xmlns:w10="urn:schemas-microsoft-com:office:word" xmlns:w="http://schemas.openxmlformats.org/wordprocessingml/2006/main" xmlns:w14="http://schemas.microsoft.com/office/word/2010/wordml" xmlns:w15="http://schemas.microsoft.com/office/word/2012/wordml" xmlns:w16cex="http://schemas.microsoft.com/office/word/2018/wordml/cex" xmlns:w16cid="http://schemas.microsoft.com/office/word/2016/wordml/cid" xmlns:w16="http://schemas.microsoft.com/office/word/2018/wordml" xmlns:w16du="http://schemas.microsoft.com/office/word/2023/wordml/word16du" xmlns:w16sdtdh="http://schemas.microsoft.com/office/word/2020/wordml/sdtdatahash" xmlns:w16sdtfl="http://schemas.microsoft.com/office/word/2024/wordml/sdtformatlock" xmlns:w16se="http://schemas.microsoft.com/office/word/2015/wordml/symex" xmlns:wpg="http://schemas.microsoft.com/office/word/2010/wordprocessingGroup" xmlns:wpi="http://schemas.microsoft.com/office/word/2010/wordprocessingInk" xmlns:wne="http://schemas.microsoft.com/office/word/2006/wordml" xmlns:wps="http://schemas.microsoft.com/office/word/2010/wordprocessingShape" mc:Ignorable="w14 w15 w16se w16cid w16 w16cex w16sdtdh w16sdtfl w16du wp14">
   <w:abstractNum w:abstractNumId="0" w15:restartNumberingAfterBreak="0">
+    <w:nsid w:val="0F100CF4"/>
+    <w:multiLevelType w:val="hybridMultilevel"/>
+    <w:tmpl w:val="43C2F53E"/>
+    <w:lvl w:ilvl="0" w:tplc="CD6E6DB8">
+      <w:start w:val="1"/>
+      <w:numFmt w:val="decimal"/>
+      <w:lvlText w:val="%1."/>
+      <w:lvlJc w:val="left"/>
+      <w:pPr>
+        <w:ind w:left="720" w:hanging="360"/>
+      </w:pPr>
+    </w:lvl>
+    <w:lvl w:ilvl="1" w:tplc="A77A6B22">
+      <w:numFmt w:val="decimal"/>
+      <w:lvlText w:val=""/>
+      <w:lvlJc w:val="left"/>
+    </w:lvl>
+    <w:lvl w:ilvl="2" w:tplc="98F42C9E">
+      <w:numFmt w:val="decimal"/>
+      <w:lvlText w:val=""/>
+      <w:lvlJc w:val="left"/>
+    </w:lvl>
+    <w:lvl w:ilvl="3" w:tplc="F376A830">
+      <w:numFmt w:val="decimal"/>
+      <w:lvlText w:val=""/>
+      <w:lvlJc w:val="left"/>
+    </w:lvl>
+    <w:lvl w:ilvl="4" w:tplc="BE3441E8">
+      <w:numFmt w:val="decimal"/>
+      <w:lvlText w:val=""/>
+      <w:lvlJc w:val="left"/>
+    </w:lvl>
+    <w:lvl w:ilvl="5" w:tplc="E36086B4">
+      <w:numFmt w:val="decimal"/>
+      <w:lvlText w:val=""/>
+      <w:lvlJc w:val="left"/>
+    </w:lvl>
+    <w:lvl w:ilvl="6" w:tplc="12163A76">
+      <w:numFmt w:val="decimal"/>
+      <w:lvlText w:val=""/>
+      <w:lvlJc w:val="left"/>
+    </w:lvl>
+    <w:lvl w:ilvl="7" w:tplc="50AC2E2A">
+      <w:numFmt w:val="decimal"/>
+      <w:lvlText w:val=""/>
+      <w:lvlJc w:val="left"/>
+    </w:lvl>
+    <w:lvl w:ilvl="8" w:tplc="6F4C583C">
+      <w:numFmt w:val="decimal"/>
+      <w:lvlText w:val=""/>
+      <w:lvlJc w:val="left"/>
+    </w:lvl>
+  </w:abstractNum>
+  <w:abstractNum w:abstractNumId="1" w15:restartNumberingAfterBreak="0">
     <w:nsid w:val="12337374"/>
     <w:multiLevelType w:val="multilevel"/>
     <w:tmpl w:val="D2523F3E"/>
@@ -10938,7 +9000,7 @@
       </w:rPr>
     </w:lvl>
   </w:abstractNum>
-  <w:abstractNum w:abstractNumId="1" w15:restartNumberingAfterBreak="0">
+  <w:abstractNum w:abstractNumId="2" w15:restartNumberingAfterBreak="0">
     <w:nsid w:val="15866830"/>
     <w:multiLevelType w:val="hybridMultilevel"/>
     <w:tmpl w:val="7E1202C6"/>
@@ -11016,7 +9078,7 @@
       </w:pPr>
     </w:lvl>
   </w:abstractNum>
-  <w:abstractNum w:abstractNumId="2" w15:restartNumberingAfterBreak="0">
+  <w:abstractNum w:abstractNumId="3" w15:restartNumberingAfterBreak="0">
     <w:nsid w:val="2D7A5664"/>
     <w:multiLevelType w:val="multilevel"/>
     <w:tmpl w:val="2968D042"/>
@@ -11165,7 +9227,7 @@
       </w:rPr>
     </w:lvl>
   </w:abstractNum>
-  <w:abstractNum w:abstractNumId="3" w15:restartNumberingAfterBreak="0">
+  <w:abstractNum w:abstractNumId="4" w15:restartNumberingAfterBreak="0">
     <w:nsid w:val="49ED3FDD"/>
     <w:multiLevelType w:val="multilevel"/>
     <w:tmpl w:val="638A2504"/>
@@ -11314,7 +9376,7 @@
       </w:rPr>
     </w:lvl>
   </w:abstractNum>
-  <w:abstractNum w:abstractNumId="4" w15:restartNumberingAfterBreak="0">
+  <w:abstractNum w:abstractNumId="5" w15:restartNumberingAfterBreak="0">
     <w:nsid w:val="4C1D4C22"/>
     <w:multiLevelType w:val="hybridMultilevel"/>
     <w:tmpl w:val="DDEE7774"/>
@@ -11427,7 +9489,7 @@
       </w:rPr>
     </w:lvl>
   </w:abstractNum>
-  <w:abstractNum w:abstractNumId="5" w15:restartNumberingAfterBreak="0">
+  <w:abstractNum w:abstractNumId="6" w15:restartNumberingAfterBreak="0">
     <w:nsid w:val="54EA54D2"/>
     <w:multiLevelType w:val="hybridMultilevel"/>
     <w:tmpl w:val="9A8C93AE"/>
@@ -11505,7 +9567,7 @@
       </w:pPr>
     </w:lvl>
   </w:abstractNum>
-  <w:abstractNum w:abstractNumId="6" w15:restartNumberingAfterBreak="0">
+  <w:abstractNum w:abstractNumId="7" w15:restartNumberingAfterBreak="0">
     <w:nsid w:val="6CDD1930"/>
     <w:multiLevelType w:val="multilevel"/>
     <w:tmpl w:val="EF5A19D8"/>
@@ -11654,7 +9716,7 @@
       </w:rPr>
     </w:lvl>
   </w:abstractNum>
-  <w:abstractNum w:abstractNumId="7" w15:restartNumberingAfterBreak="0">
+  <w:abstractNum w:abstractNumId="8" w15:restartNumberingAfterBreak="0">
     <w:nsid w:val="740942D8"/>
     <w:multiLevelType w:val="multilevel"/>
     <w:tmpl w:val="53CC3A82"/>
@@ -11803,7 +9865,7 @@
       </w:rPr>
     </w:lvl>
   </w:abstractNum>
-  <w:abstractNum w:abstractNumId="8" w15:restartNumberingAfterBreak="0">
+  <w:abstractNum w:abstractNumId="9" w15:restartNumberingAfterBreak="0">
     <w:nsid w:val="767C4A1F"/>
     <w:multiLevelType w:val="hybridMultilevel"/>
     <w:tmpl w:val="A61E64E2"/>
@@ -11890,16 +9952,16 @@
     </w:lvl>
   </w:abstractNum>
   <w:num w:numId="1" w16cid:durableId="1283072139">
-    <w:abstractNumId w:val="7"/>
+    <w:abstractNumId w:val="8"/>
   </w:num>
   <w:num w:numId="2" w16cid:durableId="335115436">
-    <w:abstractNumId w:val="0"/>
+    <w:abstractNumId w:val="1"/>
   </w:num>
   <w:num w:numId="3" w16cid:durableId="890924745">
-    <w:abstractNumId w:val="5"/>
+    <w:abstractNumId w:val="6"/>
   </w:num>
   <w:num w:numId="4" w16cid:durableId="1698039989">
-    <w:abstractNumId w:val="1"/>
+    <w:abstractNumId w:val="2"/>
     <w:lvlOverride w:ilvl="0">
       <w:startOverride w:val="1"/>
     </w:lvlOverride>
@@ -11913,19 +9975,25 @@
     <w:lvlOverride w:ilvl="8"/>
   </w:num>
   <w:num w:numId="5" w16cid:durableId="284698782">
-    <w:abstractNumId w:val="8"/>
+    <w:abstractNumId w:val="9"/>
   </w:num>
   <w:num w:numId="6" w16cid:durableId="269314910">
+    <w:abstractNumId w:val="5"/>
+  </w:num>
+  <w:num w:numId="7" w16cid:durableId="729306290">
     <w:abstractNumId w:val="4"/>
   </w:num>
-  <w:num w:numId="7" w16cid:durableId="729306290">
+  <w:num w:numId="8" w16cid:durableId="1827241172">
+    <w:abstractNumId w:val="7"/>
+  </w:num>
+  <w:num w:numId="9" w16cid:durableId="2019966040">
     <w:abstractNumId w:val="3"/>
   </w:num>
-  <w:num w:numId="8" w16cid:durableId="1827241172">
-    <w:abstractNumId w:val="6"/>
-  </w:num>
-  <w:num w:numId="9" w16cid:durableId="2019966040">
-    <w:abstractNumId w:val="2"/>
+  <w:num w:numId="10" w16cid:durableId="1541893297">
+    <w:abstractNumId w:val="0"/>
+    <w:lvlOverride w:ilvl="0">
+      <w:startOverride w:val="1"/>
+    </w:lvlOverride>
   </w:num>
 </w:numbering>
 </file>
@@ -12129,7 +10197,7 @@
     <w:lsdException w:name="Medium Shading 2 Accent 1" w:uiPriority="64"/>
     <w:lsdException w:name="Medium List 1 Accent 1" w:uiPriority="65"/>
     <w:lsdException w:name="Revision" w:semiHidden="1"/>
-    <w:lsdException w:name="List Paragraph" w:uiPriority="34" w:qFormat="1"/>
+    <w:lsdException w:name="List Paragraph" w:uiPriority="0" w:qFormat="1"/>
     <w:lsdException w:name="Quote" w:uiPriority="29" w:qFormat="1"/>
     <w:lsdException w:name="Intense Quote" w:uiPriority="30" w:qFormat="1"/>
     <w:lsdException w:name="Medium List 2 Accent 1" w:uiPriority="66"/>
@@ -12330,7 +10398,7 @@
   <w:style w:type="paragraph" w:default="1" w:styleId="Normal">
     <w:name w:val="Normal"/>
     <w:qFormat/>
-    <w:rsid w:val="002E0E1F"/>
+    <w:rsid w:val="00E120F8"/>
   </w:style>
   <w:style w:type="paragraph" w:styleId="Heading1">
     <w:name w:val="heading 1"/>
@@ -12532,6 +10600,7 @@
   <w:style w:type="character" w:default="1" w:styleId="DefaultParagraphFont">
     <w:name w:val="Default Paragraph Font"/>
     <w:uiPriority w:val="1"/>
+    <w:semiHidden/>
     <w:unhideWhenUsed/>
   </w:style>
   <w:style w:type="table" w:default="1" w:styleId="TableNormal">
@@ -12774,7 +10843,6 @@
   <w:style w:type="paragraph" w:styleId="ListParagraph">
     <w:name w:val="List Paragraph"/>
     <w:basedOn w:val="Normal"/>
-    <w:uiPriority w:val="34"/>
     <w:qFormat/>
     <w:rsid w:val="008316E7"/>
     <w:pPr>
